--- a/peerj_submission/main_manuscript.docx
+++ b/peerj_submission/main_manuscript.docx
@@ -2215,7 +2215,7 @@
         <w:jc w:val="left"/>
       </w:pPr>
       <w:r>
-        <w:t>The trial-level paired dataset, the controller definitions, the frozen scoring rule, the endpoint definitions and the analysis code are archived at Zenodo (DOI: 10.5281/zenodo.XXXXXXXX) and at https://github.com/Javad-Alizargar/locked-paired-validation-therapy-controllers (release v1.0.0).</w:t>
+        <w:t>The trial-level paired dataset, the controller definitions, the frozen scoring rule, the endpoint definitions and the analysis code are archived at Zenodo (DOI: 10.5281/zenodo.23726433) and at https://github.com/Javad-Alizargar/locked-paired-validation-therapy-controllers (release v1.0.0).</w:t>
       </w:r>
     </w:p>
     <w:p>

--- a/peerj_submission/main_manuscript.docx
+++ b/peerj_submission/main_manuscript.docx
@@ -304,7 +304,7 @@
         <w:jc w:val="left"/>
       </w:pPr>
       <w:r>
-        <w:t>Main text (Introduction through Conclusions): approximately 5,600 words</w:t>
+        <w:t>Main text (Introduction through Conclusions): approximately 5,900 words</w:t>
       </w:r>
     </w:p>
     <w:p>
@@ -314,7 +314,7 @@
         <w:jc w:val="left"/>
       </w:pPr>
       <w:r>
-        <w:t>Abstract: 337 words (2,478 characters)</w:t>
+        <w:t>Abstract: 337 words (2,497 characters)</w:t>
       </w:r>
     </w:p>
     <w:p>
@@ -375,6 +375,7 @@
     </w:p>
     <w:p>
       <w:pPr>
+        <w:pStyle w:val="Heading1"/>
         <w:keepNext/>
         <w:spacing w:before="0" w:after="360"/>
         <w:jc w:val="left"/>
@@ -390,6 +391,7 @@
     </w:p>
     <w:p>
       <w:pPr>
+        <w:pStyle w:val="Heading2"/>
         <w:keepNext/>
         <w:spacing w:before="360" w:after="120"/>
         <w:jc w:val="left"/>
@@ -428,7 +430,7 @@
         <w:t>Methods.</w:t>
       </w:r>
       <w:r>
-        <w:t xml:space="preserve"> We built a locked validation atlas of 4,608 paired trials per controller: three validation seeds x four model families x 32 uncertainty draws x 12 delay/noise scenarios, forming 384 clusters of 12 trials. A logistic scoring rule, fitted on independent seeds and applied unchanged, assigned every trial to a predicted-baseline-success band from pre-treatment quantities only. Each controller was compared with delayed full feedback using 95% cluster-bootstrap intervals (10,000 replicates), cluster-level sign-flip permutation tests (20,000 permutations), Holm correction over the 12 controller x band tests, and minimum detectable effects at 80% power. We added a 16-specification curve per controller, Pareto dominance analysis, and a Dirichlet weight-sensitivity analysis.</w:t>
+        <w:t xml:space="preserve"> We built a locked validation atlas of 4,608 paired trials per controller: three validation seeds × four model families × 32 uncertainty draws × 12 delay/noise scenarios, forming 384 clusters of 12 trials. A logistic scoring rule, fitted on independent seeds and applied unchanged, assigned every trial to a predicted-baseline-success band from pre-treatment quantities only. Each controller was compared with delayed full feedback using 95% cluster-bootstrap intervals (10,000 replicates), cluster-level sign-flip permutation tests (20,000 permutations), Holm correction over the 12 controller × band tests, and minimum detectable effects at 80% power. We added a 16-specification curve per controller, Pareto dominance analysis, and a Dirichlet weight-sensitivity analysis.</w:t>
       </w:r>
     </w:p>
     <w:p>
@@ -461,6 +463,7 @@
     </w:p>
     <w:p>
       <w:pPr>
+        <w:pStyle w:val="Heading2"/>
         <w:keepNext/>
         <w:spacing w:before="360" w:after="120"/>
         <w:jc w:val="left"/>
@@ -520,7 +523,7 @@
         <w:jc w:val="left"/>
       </w:pPr>
       <w:r>
-        <w:t>We therefore asked a deliberately adversarial question. Given a locked validation atlas, a frozen scoring rule, paired trials, cluster-robust inference, multiplicity control, a specification curve, and a Pareto analysis, does any of four delayed-feedback controllers for coupled photothermal-photodynamic simulation remain superior to delayed full feedback? The protocol was designed so that a negative answer would be informative: the question was whether any controller would show a positive overall effect with a confidence interval excluding zero. None did.</w:t>
+        <w:t>We therefore asked a deliberately adversarial question. Given a locked validation atlas, a frozen scoring rule, paired trials, cluster-robust inference, multiplicity control, a specification curve, and a Pareto analysis, does any of four delayed-feedback controllers for coupled photothermal-photodynamic simulation remain superior to delayed full feedback? The protocol was designed so that a negative answer would be informative: the question was whether any controller would show a positive overall effect with a confidence interval excluding zero. None did. The three-stage protocol is summarised in Fig. 1.</w:t>
       </w:r>
     </w:p>
     <w:p>
@@ -528,11 +531,12 @@
         <w:jc w:val="left"/>
       </w:pPr>
       <w:r>
-        <w:t>The contribution is fourfold. First, we specify a locked paired-validation protocol for closed-loop therapy software, in which endpoint thresholds, the stratification rule and the estimator are fixed in version-controlled code and applied identically to every controller and every validation seed. Second, we provide a cluster-robust inference pipeline that reports effect sizes, 95% intervals, exact permutation p-values, Holm-adjusted p-values and minimum detectable effects for every controller x endpoint x stratum cell. Third, we add a specification curve that quantifies how far the headline conclusion moves across defensible analysis choices, and a Pareto and weight-sensitivity analysis that replaces an arbitrary scalar utility with an explicit statement about preference dependence. Fourth, we apply the protocol to a 4,608-trial-per-controller atlas and report the result, which is that no controller dominates and that the apparent advantage in the predicted-low band does not survive correction.</w:t>
+        <w:t>The contribution is fourfold. First, we specify a locked paired-validation protocol for closed-loop therapy software, in which endpoint thresholds, the stratification rule and the estimator are fixed in version-controlled code and applied identically to every controller and every validation seed. Second, we provide a cluster-robust inference pipeline that reports effect sizes, 95% intervals, exact permutation p-values, Holm-adjusted p-values and minimum detectable effects for every controller × endpoint × stratum cell. Third, we add a specification curve that quantifies how far the headline conclusion moves across defensible analysis choices, and a Pareto and weight-sensitivity analysis that replaces an arbitrary scalar utility with an explicit statement about preference dependence. Fourth, we apply the protocol to a 4,608-trial-per-controller atlas and report the result, which is that no controller dominates and that the apparent advantage in the predicted-low band does not survive correction.</w:t>
       </w:r>
     </w:p>
     <w:p>
       <w:pPr>
+        <w:pStyle w:val="Heading2"/>
         <w:keepNext/>
         <w:spacing w:before="360" w:after="120"/>
         <w:jc w:val="left"/>
@@ -543,11 +547,12 @@
           <w:b/>
           <w:sz w:val="24"/>
         </w:rPr>
-        <w:t>Materials and methods</w:t>
+        <w:t>Materials &amp; Methods</w:t>
       </w:r>
     </w:p>
     <w:p>
       <w:pPr>
+        <w:pStyle w:val="Heading3"/>
         <w:keepNext/>
         <w:spacing w:before="240" w:after="80"/>
         <w:jc w:val="left"/>
@@ -567,7 +572,7 @@
         <w:jc w:val="left"/>
       </w:pPr>
       <w:r>
-        <w:t>The case study is a one-dimensional radial model of a vascularised tumour spheroid, implemented in Python and used throughout as a fixed computational testbed rather than as a clinical predictor. The spheroid has a radius of 500 um discretised on 96 radial nodes. Temperature is advanced with the Pennes bioheat equation using backward Euler time integration and a tridiagonal solve, with tissue density 1060 kg m^-3, specific heat 3600 J kg^-1 K^-1, thermal conductivity 0.50 W m^-1 K^-1, and perfusion represented as a volumetric heat sink proportional to the local blood-flow parameter. The photothermal source is the product of a gold-nanorod absorption cross-section computed with Gans theory, a radial nanoparticle distribution with a 0.30 surface bias, and a radial optical fluence profile; nanorod length spans 40-100 nm and width 10-30 nm, and the medium refractive index is 1.33. A magnetic loss term is included so that the same testbed can represent magneto-plasmonic heating.</w:t>
+        <w:t>The case study is a one-dimensional radial model of a vascularised tumour spheroid, implemented in Python and used throughout as a fixed computational testbed rather than as a clinical predictor. The spheroid has a radius of 500 µm discretised on 96 radial nodes. Temperature is advanced with the Pennes bioheat equation using backward Euler time integration and a tridiagonal solve, with tissue density 1060 kg m⁻³, specific heat 3600 J kg⁻¹ K⁻¹, thermal conductivity 0.50 W m⁻¹ K⁻¹, and perfusion represented as a volumetric heat sink proportional to the local blood-flow parameter. The photothermal source is the product of a gold-nanorod absorption cross-section computed with Gans theory, a radial nanoparticle distribution with a 0.30 surface bias, and a radial optical fluence profile; nanorod length spans 40-100 nm and width 10-30 nm, and the medium refractive index is 1.33. A magnetic loss term is included so that the same testbed can represent magneto-plasmonic heating.</w:t>
       </w:r>
     </w:p>
     <w:p>
@@ -575,7 +580,7 @@
         <w:jc w:val="left"/>
       </w:pPr>
       <w:r>
-        <w:t>ROS generation is integrated on a 0.5 s substep inside each 10 s control interval. Singlet-oxygen dose accumulates only while the light is on, with a generation rate proportional to fluence, local photosensitiser concentration and an oxygen-saturation factor; photosensitiser is bleached at a rate that weakens at low concentration, and oxygen is replenished towards an initial 40 uM with a radial gradient. The singlet-oxygen threshold is 0.67 mM. The protocol window is 300 s of light-on time; duty cycle extends the wall-clock duration without changing the light-on dose.</w:t>
+        <w:t>ROS generation is integrated on a 0.5 s substep inside each 10 s control interval. Singlet-oxygen dose accumulates only while the light is on, with a generation rate proportional to fluence, local photosensitiser concentration and an oxygen-saturation factor; photosensitiser is bleached at a rate that weakens at low concentration, and oxygen is replenished towards an initial 40 µM with a radial gradient. The singlet-oxygen threshold is 0.67 mM. The protocol window is 300 s of light-on time; duty cycle extends the wall-clock duration without changing the light-on dose.</w:t>
       </w:r>
     </w:p>
     <w:p>
@@ -588,6 +593,7 @@
     </w:p>
     <w:p>
       <w:pPr>
+        <w:pStyle w:val="Heading3"/>
         <w:keepNext/>
         <w:spacing w:before="240" w:after="80"/>
         <w:jc w:val="left"/>
@@ -607,7 +613,7 @@
         <w:jc w:val="left"/>
       </w:pPr>
       <w:r>
-        <w:t>Five decision rules were compared. All share the same maximum intensity of 1.30 W cm^-2 and the same 10 s control interval.</w:t>
+        <w:t>Five decision rules were compared. All share the same maximum intensity of 1.30 W cm⁻² and the same 10 s control interval.</w:t>
       </w:r>
     </w:p>
     <w:p>
@@ -635,7 +641,7 @@
         <w:t>Smoothed predictive</w:t>
       </w:r>
       <w:r>
-        <w:t xml:space="preserve"> estimates the current state with a six-sample sliding window, applies a prediction gain of 0.85, and enforces a 0.35 C thermal margin. It adds delay-dependent safety rules: at 60 s or more of delay it stops above 51.5 C unless ROS coverage is already at 0.80, and at 120 s or more it stops above 51.0 C unless ROS coverage is already at 0.75.</w:t>
+        <w:t xml:space="preserve"> estimates the current state with a six-sample sliding window, applies a prediction gain of 0.85, and enforces a 0.35 °C thermal margin. It adds delay-dependent safety rules: at 60 s or more of delay it stops above 51.5 °C unless ROS coverage is already at 0.80, and at 120 s or more it stops above 51.0 °C unless ROS coverage is already at 0.75.</w:t>
       </w:r>
     </w:p>
     <w:p>
@@ -649,7 +655,7 @@
         <w:t>Thermal-floor predictive</w:t>
       </w:r>
       <w:r>
-        <w:t xml:space="preserve"> uses the same estimator and adds a thermal floor. If the warm fraction is below 0.48 and the maximum temperature is below 48.6 C, it applies a floor intensity of 0.58 times the maximum, scaled down when oxygen is limiting. Once ROS coverage reaches 0.82 and the warm fraction target is met, it drops to a 0.22 W cm^-2 maintenance intensity or stops.</w:t>
+        <w:t xml:space="preserve"> uses the same estimator and adds a thermal floor. If the warm fraction is below 0.48 and the maximum temperature is below 48.6 °C, it applies a floor intensity of 0.58 times the maximum, scaled down when oxygen is limiting. Once ROS coverage reaches 0.82 and the warm fraction target is met, it drops to a 0.22 W cm⁻² maintenance intensity or stops.</w:t>
       </w:r>
     </w:p>
     <w:p>
@@ -663,7 +669,7 @@
         <w:t>Constrained optimized</w:t>
       </w:r>
       <w:r>
-        <w:t xml:space="preserve"> is a re-parameterisation of the thermal-floor architecture, selected by a chance-constrained random search over 20 candidates on two independent training seeds (20260730 and 20260731) with eight draws each, then validated without further tuning on the three validation seeds. Its selected parameters are a maximum intensity of 1.128 W cm^-2, prediction gain 0.669, thermal margin 0.550 C, thermal-floor warm fraction 0.478, thermal-floor temperature 48.52 C, floor fraction 0.437, maintenance intensity 0.212 W cm^-2, long-delay safety temperature 50.64 C, and mid-delay safety temperature 51.09 C.</w:t>
+        <w:t xml:space="preserve"> is a re-parameterisation of the thermal-floor architecture, selected by a chance-constrained random search over 20 candidates on two independent training seeds (20260730 and 20260731) with eight draws each, then validated without further tuning on the three validation seeds. Its selected parameters are a maximum intensity of 1.128 W cm⁻², prediction gain 0.669, thermal margin 0.550 °C, thermal-floor warm fraction 0.478, thermal-floor temperature 48.52 °C, floor fraction 0.437, maintenance intensity 0.212 W cm⁻², long-delay safety temperature 50.64 °C, and mid-delay safety temperature 51.09 °C.</w:t>
       </w:r>
     </w:p>
     <w:p>
@@ -677,11 +683,12 @@
         <w:t>Reduced-order MPC</w:t>
       </w:r>
       <w:r>
-        <w:t xml:space="preserve"> is a receding-horizon benchmark. At each control step it propagates a four-state reduced model (temperature, warm fraction, ROS coverage, mean oxygen) four steps ahead over an eight-point intensity grid, discounts by 0.88 per step, and minimises a stage cost with weights 0.045 on energy, 4.8 on overheating, 0.9 on oxygen depletion, 1.8 on thermal deviation and 1.2 on ROS shortfall. It hard-stops above 52.2 C unless ROS coverage is already at 0.78, and stops when oxygen falls below 8.0 uM with ROS coverage below 0.82.</w:t>
+        <w:t xml:space="preserve"> is a receding-horizon benchmark. At each control step it propagates a four-state reduced model (temperature, warm fraction, ROS coverage, mean oxygen) four steps ahead over an eight-point intensity grid, discounts by 0.88 per step, and minimises a stage cost with weights 0.045 on energy, 4.8 on overheating, 0.9 on oxygen depletion, 1.8 on thermal deviation and 1.2 on ROS shortfall. It hard-stops above 52.2 °C unless ROS coverage is already at 0.78, and stops when oxygen falls below 8.0 µM with ROS coverage below 0.82.</w:t>
       </w:r>
     </w:p>
     <w:p>
       <w:pPr>
+        <w:pStyle w:val="Heading3"/>
         <w:keepNext/>
         <w:spacing w:before="240" w:after="80"/>
         <w:jc w:val="left"/>
@@ -701,7 +708,7 @@
         <w:jc w:val="left"/>
       </w:pPr>
       <w:r>
-        <w:t>The atlas crosses three validation seeds (20260720, 20260721, 20260722), four model families (baseline, large geometry, low photosensitiser, slow recovery), 32 uncertainty draws per seed and family sampled by Latin hypercube, and 12 sensing scenarios formed by the product of six delays (0, 30, 60, 90, 120 and 180 s) and two noise levels (0% and 10%). Each controller therefore contributes 3 x 4 x 32 x 12 = 4,608 trials, and each baseline-controller comparison is paired on seed, family, draw, delay and noise. The 384 seed x family x draw combinations define the clusters used for inference, with exactly 12 paired trials per cluster.</w:t>
+        <w:t>The atlas crosses three validation seeds (20260720, 20260721, 20260722), four model families (baseline, large geometry, low photosensitiser, slow recovery), 32 uncertainty draws per seed and family sampled by Latin hypercube, and 12 sensing scenarios formed by the product of six delays (0, 30, 60, 90, 120 and 180 s) and two noise levels (0% and 10%). Each controller therefore contributes 3 × 4 × 32 × 12 = 4,608 trials, and each baseline-controller comparison is paired on seed, family, draw, delay and noise. The 384 seed × family × draw combinations define the clusters used for inference, with exactly 12 paired trials per cluster.</w:t>
       </w:r>
     </w:p>
     <w:p>
@@ -714,6 +721,7 @@
     </w:p>
     <w:p>
       <w:pPr>
+        <w:pStyle w:val="Heading3"/>
         <w:keepNext/>
         <w:spacing w:before="240" w:after="80"/>
         <w:jc w:val="left"/>
@@ -766,11 +774,12 @@
         <w:t>predicted-baseline-success band</w:t>
       </w:r>
       <w:r>
-        <w:t xml:space="preserve"> deliberately. The score predicts how likely the baseline controller is to succeed, not how controllable a case is. Discrimination is modest: the area under the receiver-operating characteristic curve is 0.688 overall in the validation atlas, ranges from 0.590 to 0.727 across seed x family cells, and is 0.610 with a Brier score of 0.265 on a fully held-out seed that was used neither for fitting nor for tuning. A score with this discrimination supports a stratified description but not a claim that the bands identify a latent controllability construct, and we make only the weaker claim.</w:t>
+        <w:t xml:space="preserve"> deliberately. The score predicts how likely the baseline controller is to succeed, not how controllable a case is. Discrimination is modest: the area under the receiver-operating characteristic curve is 0.688 overall in the validation atlas, ranges from 0.590 to 0.727 across seed × family cells, and is 0.610 with a Brier score of 0.265 on a fully held-out seed that was used neither for fitting nor for tuning. A score with this discrimination supports a stratified description but not a claim that the bands identify a latent controllability construct, and we make only the weaker claim.</w:t>
       </w:r>
     </w:p>
     <w:p>
       <w:pPr>
+        <w:pStyle w:val="Heading3"/>
         <w:keepNext/>
         <w:spacing w:before="240" w:after="80"/>
         <w:jc w:val="left"/>
@@ -790,7 +799,7 @@
         <w:jc w:val="left"/>
       </w:pPr>
       <w:r>
-        <w:t xml:space="preserve">Six endpoints were defined before the validation outputs were analysed. A trial is </w:t>
+        <w:t xml:space="preserve">Six endpoints were defined before the validation outputs were analysed (Table S1). A trial is </w:t>
       </w:r>
       <w:r>
         <w:rPr>
@@ -799,7 +808,7 @@
         <w:t>warm</w:t>
       </w:r>
       <w:r>
-        <w:t xml:space="preserve"> when the fraction of the protocol window with temperature between 43 C and 50 C is at least 0.50. </w:t>
+        <w:t xml:space="preserve"> when the fraction of the protocol window with temperature between 43 °C and 50 °C is at least 0.50. </w:t>
       </w:r>
       <w:r>
         <w:rPr>
@@ -817,7 +826,7 @@
         <w:t>Hypoxic control</w:t>
       </w:r>
       <w:r>
-        <w:t xml:space="preserve"> is met when the fraction of the window with oxygen below 5 uM and ROS below threshold is at most 0.35. </w:t>
+        <w:t xml:space="preserve"> is met when the fraction of the window with oxygen below 5 µM and ROS below threshold is at most 0.35. </w:t>
       </w:r>
       <w:r>
         <w:rPr>
@@ -826,7 +835,7 @@
         <w:t>Safe heating</w:t>
       </w:r>
       <w:r>
-        <w:t xml:space="preserve"> is met when the fraction of the window above 55 C is at most 0.05 and the maximum temperature is at most 55 C. </w:t>
+        <w:t xml:space="preserve"> is met when the fraction of the window above 55 °C is at most 0.05 and the maximum temperature is at most 55 °C. </w:t>
       </w:r>
       <w:r>
         <w:rPr>
@@ -835,11 +844,12 @@
         <w:t>Success</w:t>
       </w:r>
       <w:r>
-        <w:t xml:space="preserve"> requires all four. Three failure modes are defined as complements of the components: thermal failure is failure to warm while heating safely, ROS failure is failure to reach ROS coverage, and overheating is failure of safe heating. A fourth, hypoxic failure, is the complement of hypoxic control. Delivered energy in J cm^-2 and maximum temperature in C are recorded as continuous outcomes.</w:t>
+        <w:t xml:space="preserve"> requires all four. Three failure modes are defined as complements of the components: thermal failure is failure to warm while heating safely, ROS failure is failure to reach ROS coverage, and overheating is failure of safe heating. A fourth, hypoxic failure, is the complement of hypoxic control. Delivered energy in J cm⁻² and maximum temperature in °C are recorded as continuous outcomes.</w:t>
       </w:r>
     </w:p>
     <w:p>
       <w:pPr>
+        <w:pStyle w:val="Heading3"/>
         <w:keepNext/>
         <w:spacing w:before="240" w:after="80"/>
         <w:jc w:val="left"/>
@@ -859,7 +869,7 @@
         <w:jc w:val="left"/>
       </w:pPr>
       <w:r>
-        <w:t>All inference is paired at the trial level and clustered at the seed x family x draw level. For a binary paired outcome the estimand is the ratio of summed within-cluster differences to the total number of trials, which equals the difference in success proportions. Cluster bootstrap intervals use 10,000 resamples of the 384 clusters, drawn once per controller x stratum cell and shared across endpoints so that intervals for correlated endpoints remain coherent. The primary test is a cluster-level sign-flip randomisation test with 20,000 sign vectors applied to the within-cluster sums; the test statistic is the ratio of summed signed cluster totals to the total trial count, and the p-value is the proportion of permutations whose absolute statistic is at least the observed absolute statistic, with the observed value included in the reference set. This test is exact under the null of exchangeable signs within a pair and requires no distributional assumption. Because the estimand is a ratio of sums rather than a mean of cluster means, the test remains valid when clusters are unbalanced, which they are once the data are stratified.</w:t>
+        <w:t>All inference is paired at the trial level and clustered at the seed × family × draw level. For a binary paired outcome the estimand is the ratio of summed within-cluster differences to the total number of trials, which equals the difference in success proportions. Cluster bootstrap intervals use 10,000 resamples of the 384 clusters, drawn once per controller × stratum cell and shared across endpoints so that intervals for correlated endpoints remain coherent. The primary test is a cluster-level sign-flip randomisation test with 20,000 sign vectors applied to the within-cluster sums; the test statistic is the ratio of summed signed cluster totals to the total trial count, and the p-value is the proportion of permutations whose absolute statistic is at least the observed absolute statistic, with the observed value included in the reference set. This test is exact under the null of exchangeable signs within a pair and requires no distributional assumption. Because the estimand is a ratio of sums rather than a mean of cluster means, the test remains valid when clusters are unbalanced, which they are once the data are stratified.</w:t>
       </w:r>
     </w:p>
     <w:p>
@@ -867,7 +877,7 @@
         <w:jc w:val="left"/>
       </w:pPr>
       <w:r>
-        <w:t>Multiplicity is controlled with Holm's sequentially rejective procedure over a pre-declared family of 12 tests: four controllers x three bands, for the success endpoint (Holm, 1979). A second family of 20 tests covers five mechanism and burden endpoints (thermal failure, ROS failure, hypoxic failure, overheating, delivered energy) across four controllers at the all-trial level. p-values are reported to three decimal places, except that values below 0.001 are reported as such; the minimum attainable permutation p-value with 20,000 permutations is 0.00005.</w:t>
+        <w:t>Multiplicity is controlled with Holm's sequentially rejective procedure over a locked family of 12 tests: four controllers × three bands, for the success endpoint (Holm, 1979). A second family of 20 tests covers five mechanism and burden endpoints (thermal failure, ROS failure, hypoxic failure, overheating, delivered energy) across four controllers at the all-trial level. p-values are reported to three decimal places, except that values below 0.001 are reported as such; the minimum attainable permutation p-value with 20,000 permutations is 0.00005.</w:t>
       </w:r>
     </w:p>
     <w:p>
@@ -880,6 +890,7 @@
     </w:p>
     <w:p>
       <w:pPr>
+        <w:pStyle w:val="Heading3"/>
         <w:keepNext/>
         <w:spacing w:before="240" w:after="80"/>
         <w:jc w:val="left"/>
@@ -904,6 +915,7 @@
     </w:p>
     <w:p>
       <w:pPr>
+        <w:pStyle w:val="Heading3"/>
         <w:keepNext/>
         <w:spacing w:before="240" w:after="80"/>
         <w:jc w:val="left"/>
@@ -936,6 +948,7 @@
     </w:p>
     <w:p>
       <w:pPr>
+        <w:pStyle w:val="Heading3"/>
         <w:keepNext/>
         <w:spacing w:before="240" w:after="80"/>
         <w:jc w:val="left"/>
@@ -960,6 +973,7 @@
     </w:p>
     <w:p>
       <w:pPr>
+        <w:pStyle w:val="Heading3"/>
         <w:keepNext/>
         <w:spacing w:before="240" w:after="80"/>
         <w:jc w:val="left"/>
@@ -984,6 +998,32 @@
     </w:p>
     <w:p>
       <w:pPr>
+        <w:pStyle w:val="Heading3"/>
+        <w:keepNext/>
+        <w:spacing w:before="240" w:after="80"/>
+        <w:jc w:val="left"/>
+      </w:pPr>
+      <w:r>
+        <w:rPr>
+          <w:rFonts w:ascii="Times New Roman" w:hAnsi="Times New Roman"/>
+          <w:b/>
+          <w:i/>
+          <w:sz w:val="24"/>
+        </w:rPr>
+        <w:t>Use of generative AI</w:t>
+      </w:r>
+    </w:p>
+    <w:p>
+      <w:pPr>
+        <w:jc w:val="left"/>
+      </w:pPr>
+      <w:r>
+        <w:t>OpenAI ChatGPT (GPT-5) was used in October 2026 to draft and edit the manuscript text and to help structure the analysis code. It was used to accelerate language editing and code organisation, not to generate, analyse or interpret data. No numerical result in this article originates from the tool: every statistic was produced by executing the analysis code on the committed trial-level data and was checked by the author against the program output. The author confirms the originality and accuracy of the content, has reviewed the tool's terms of use and confirms that this use is consistent with them, and takes full responsibility for the integrity of the article, including the accuracy of all references. Generative AI was not used to create, alter or manipulate any figure, image or research datum; all figures were generated programmatically from the analysis outputs by the committed Python code.</w:t>
+      </w:r>
+    </w:p>
+    <w:p>
+      <w:pPr>
+        <w:pStyle w:val="Heading2"/>
         <w:keepNext/>
         <w:spacing w:before="360" w:after="120"/>
         <w:jc w:val="left"/>
@@ -999,6 +1039,7 @@
     </w:p>
     <w:p>
       <w:pPr>
+        <w:pStyle w:val="Heading3"/>
         <w:keepNext/>
         <w:spacing w:before="240" w:after="80"/>
         <w:jc w:val="left"/>
@@ -1031,6 +1072,7 @@
     </w:p>
     <w:p>
       <w:pPr>
+        <w:pStyle w:val="Heading3"/>
         <w:keepNext/>
         <w:spacing w:before="240" w:after="80"/>
         <w:jc w:val="left"/>
@@ -1050,7 +1092,7 @@
         <w:jc w:val="left"/>
       </w:pPr>
       <w:r>
-        <w:t>The four controllers do not fail in the same way, and the pattern explains why a single success rate is an inadequate summary (Table 2, Fig. 3). Smoothed predictive was the only controller that reduced overheating, by 0.012 (-0.024 to -0.0002; p = 0.050; Holm-adjusted p = 0.050), but it increased thermal failure by 0.038 (0.017 to 0.060; p &lt; 0.001; Holm-adjusted p = 0.003) while reducing ROS failure by 0.023 (-0.036 to -0.013; Holm-adjusted p &lt; 0.001) and saving 23.5 J cm^-2 (-29.5 to -17.5; Holm-adjusted p &lt; 0.001). Constrained optimized increased overheating by 0.020 (0.008 to 0.032; Holm-adjusted p = 0.002) and saved 59.1 J cm^-2 (-63.4 to -54.8; Holm-adjusted p &lt; 0.001), with no detectable change in thermal failure (-0.010, -0.042 to 0.021) or ROS failure (-0.002, -0.012 to 0.009). Thermal-floor predictive reduced thermal failure by 0.037 (-0.068 to -0.006; Holm-adjusted p = 0.042) and ROS failure by 0.017 (-0.028 to -0.007; Holm-adjusted p = 0.004), but increased overheating by 0.095 (0.081 to 0.110; Holm-adjusted p &lt; 0.001) and spent 44.2 J cm^-2 more (36.3 to 52.5; Holm-adjusted p &lt; 0.001). Reduced-order MPC reduced thermal failure by 0.048 (-0.081 to -0.018; Holm-adjusted p = 0.008) and ROS failure by 0.054 (-0.072 to -0.037; Holm-adjusted p &lt; 0.001), but increased overheating by 0.497 (0.471 to 0.523; Holm-adjusted p &lt; 0.001), spent 549.7 J cm^-2 more (521.6 to 578.3; Holm-adjusted p &lt; 0.001), and raised maximum temperature by 15.7 C (14.8 to 16.6). Hypoxic failure did not change for any controller; all four deltas were exactly 0.000 with degenerate intervals, so hypoxia is not the axis along which these controllers differ.</w:t>
+        <w:t>The four controllers do not fail in the same way, and the pattern explains why a single success rate is an inadequate summary (Table 2, Fig. 3). Smoothed predictive was the only controller that reduced overheating, by 0.012 (-0.024 to -0.000; p = 0.050; Holm-adjusted p = 0.050), but it increased thermal failure by 0.038 (0.016 to 0.060; p &lt; 0.001; Holm-adjusted p = 0.003) while reducing ROS failure by 0.023 (-0.036 to -0.013; Holm-adjusted p &lt; 0.001) and saving 23.5 J cm⁻² (-29.5 to -17.5; Holm-adjusted p &lt; 0.001). Constrained optimized increased overheating by 0.020 (0.008 to 0.031; Holm-adjusted p = 0.002) and saved 59.1 J cm⁻² (-63.4 to -54.8; Holm-adjusted p &lt; 0.001), with no detectable change in thermal failure (-0.010, -0.042 to 0.021) or ROS failure (-0.002, -0.012 to 0.009). Thermal-floor predictive reduced thermal failure by 0.037 (-0.067 to -0.006; Holm-adjusted p = 0.042) and ROS failure by 0.017 (-0.028 to -0.007; Holm-adjusted p = 0.004), but increased overheating by 0.095 (0.081 to 0.110; Holm-adjusted p &lt; 0.001) and spent 44.2 J cm⁻² more (36.3 to 52.5; Holm-adjusted p &lt; 0.001). Reduced-order MPC reduced thermal failure by 0.048 (-0.081 to -0.018; Holm-adjusted p = 0.008) and ROS failure by 0.054 (-0.072 to -0.037; Holm-adjusted p &lt; 0.001), but increased overheating by 0.497 (0.471 to 0.523; Holm-adjusted p &lt; 0.001), spent 549.7 J cm⁻² more (521.6 to 578.3; Holm-adjusted p &lt; 0.001), and raised maximum temperature by 15.7 °C (14.8 to 16.6). Hypoxic failure did not change for any controller; all four deltas were exactly 0.000 with degenerate intervals, so hypoxia is not the axis along which these controllers differ.</w:t>
       </w:r>
     </w:p>
     <w:p>
@@ -1063,6 +1105,7 @@
     </w:p>
     <w:p>
       <w:pPr>
+        <w:pStyle w:val="Heading3"/>
         <w:keepNext/>
         <w:spacing w:before="240" w:after="80"/>
         <w:jc w:val="left"/>
@@ -1082,7 +1125,7 @@
         <w:jc w:val="left"/>
       </w:pPr>
       <w:r>
-        <w:t>In the predicted-low band (n = 1,122 pairs, 181 clusters), where the baseline success rate was 0.383, the three plausible controllers all had positive point estimates (Table 3). Smoothed predictive changed success by +0.031 (95% CI -0.012 to 0.075; p = 0.181). Thermal-floor predictive changed success by +0.056 (-0.011 to 0.122; p = 0.126). Constrained optimized changed success by +0.050 (-0.012 to 0.112; p = 0.132). Reduced-order MPC changed success by -0.210 (-0.283 to -0.140; p &lt; 0.001). After Holm adjustment across the 12 controller x band tests, the adjusted p-value was 0.629 for each of the three positive estimates, and below 0.001 for reduced-order MPC. Every confidence interval for the three positive estimates includes zero.</w:t>
+        <w:t>In the predicted-low band (n = 1,122 pairs, 181 clusters), where the baseline success rate was 0.383, the three plausible controllers all had positive point estimates (Table 3). Smoothed predictive changed success by +0.031 (95% CI -0.012 to 0.075; p = 0.181). Thermal-floor predictive changed success by +0.056 (-0.011 to 0.122; p = 0.126). Constrained optimized changed success by +0.050 (-0.012 to 0.112; p = 0.132). Reduced-order MPC changed success by -0.210 (-0.283 to -0.140; p &lt; 0.001). After Holm adjustment across the 12 controller × band tests, the adjusted p-value was 0.629 for each of the three positive estimates, and below 0.001 for reduced-order MPC. Every confidence interval for the three positive estimates includes zero.</w:t>
       </w:r>
     </w:p>
     <w:p>
@@ -1095,6 +1138,7 @@
     </w:p>
     <w:p>
       <w:pPr>
+        <w:pStyle w:val="Heading3"/>
         <w:keepNext/>
         <w:spacing w:before="240" w:after="80"/>
         <w:jc w:val="left"/>
@@ -1127,6 +1171,7 @@
     </w:p>
     <w:p>
       <w:pPr>
+        <w:pStyle w:val="Heading3"/>
         <w:keepNext/>
         <w:spacing w:before="240" w:after="80"/>
         <w:jc w:val="left"/>
@@ -1146,7 +1191,7 @@
         <w:jc w:val="left"/>
       </w:pPr>
       <w:r>
-        <w:t>Over the five objectives, no controller dominated any other and none was dominated, so all four are Pareto optimal (Fig. 5). The dominance matrix is empty. This is not a technicality: it follows directly from the mechanism pattern, because each controller is best on at least one objective and worst on at least one other. Smoothed predictive is best on overheating and competitive on energy. Constrained optimized is best on energy. Thermal-floor predictive is best on thermal failure. Reduced-order MPC is best on ROS failure.</w:t>
+        <w:t>Over the five objectives, no controller dominated any other and none was dominated, so all four are Pareto optimal (Fig. 4). The dominance matrix is empty. This is not a technicality: it follows directly from the mechanism pattern, because each controller is best on at least one objective and worst on at least one other. Smoothed predictive is best on overheating and competitive on energy. Constrained optimized is best on energy. Thermal-floor predictive is best on thermal failure. Reduced-order MPC is best on ROS failure.</w:t>
       </w:r>
     </w:p>
     <w:p>
@@ -1154,11 +1199,12 @@
         <w:jc w:val="left"/>
       </w:pPr>
       <w:r>
-        <w:t>Rank stability under random weights shows how little the Pareto structure constrains a recommendation. Across 200,000 Dirichlet weight draws, thermal-floor predictive ranked first in 38.5% of draws, smoothed predictive in 27.9%, constrained optimized in 22.8%, and reduced-order MPC in 10.7%. Thermal-floor predictive was in the top two in 69.5% of draws. Reduced-order MPC was ranked last in 72.3% of draws. No controller is preferred under a majority of defensible weightings, and the most frequent winner changes with the weighting. A paper that reported only the argmax of one fixed utility would therefore have reported a preference, not a finding.</w:t>
+        <w:t>Rank stability under random weights shows how little the Pareto structure constrains a recommendation (Table S3). Across 200,000 Dirichlet weight draws, thermal-floor predictive ranked first in 38.5% of draws, smoothed predictive in 27.9%, constrained optimized in 22.8%, and reduced-order MPC in 10.7%. Thermal-floor predictive was in the top two in 69.5% of draws. Reduced-order MPC was ranked last in 72.3% of draws. No controller is preferred under a majority of defensible weightings, and the most frequent winner changes with the weighting. A paper that reported only the argmax of one fixed utility would therefore have reported a preference, not a finding.</w:t>
       </w:r>
     </w:p>
     <w:p>
       <w:pPr>
+        <w:pStyle w:val="Heading3"/>
         <w:keepNext/>
         <w:spacing w:before="240" w:after="80"/>
         <w:jc w:val="left"/>
@@ -1178,7 +1224,7 @@
         <w:jc w:val="left"/>
       </w:pPr>
       <w:r>
-        <w:t>The specification curve makes the dependence explicit (Fig. 4). Across the 16 specifications per controller, the point estimate was positive in 37.5% of specifications for constrained optimized (range -0.104 to +0.125), 25% for smoothed predictive (-0.100 to +0.020), 25% for thermal-floor predictive (-0.174 to +0.117), and 0% for reduced-order MPC (-0.617 to -0.281). The primary specification, all seeds and all scenarios with the paired estimator, is a single point in each panel.</w:t>
+        <w:t>The specification curve makes the dependence explicit (Fig. 5). Across the 16 specifications per controller, the point estimate was positive in 37.5% of specifications for constrained optimized (range -0.104 to +0.125), 25% for smoothed predictive (-0.100 to +0.020), 25% for thermal-floor predictive (-0.174 to +0.117), and 0% for reduced-order MPC (-0.617 to -0.281). The primary specification, all seeds and all scenarios with the paired estimator, is a single point in each panel.</w:t>
       </w:r>
     </w:p>
     <w:p>
@@ -1191,6 +1237,7 @@
     </w:p>
     <w:p>
       <w:pPr>
+        <w:pStyle w:val="Heading3"/>
         <w:keepNext/>
         <w:spacing w:before="240" w:after="80"/>
         <w:jc w:val="left"/>
@@ -1210,11 +1257,12 @@
         <w:jc w:val="left"/>
       </w:pPr>
       <w:r>
-        <w:t>The bands are only as good as the score that defines them. Discrimination was 0.688 overall in the validation atlas, ranged from 0.590 to 0.727 across the 12 seed x family cells, and fell to 0.610 on a fully held-out seed with a Brier score of 0.265 (Table S2). Calibration was reasonable in the aggregate but coarse at the band level: observed baseline success was 0.383 in the predicted-low band, 0.477 in the predicted-intermediate band and 0.746 in the predicted-high band, against mean predicted probabilities of 0.398, 0.475 and 0.763 respectively. The ordering is correct and the spread is large, which is why stratification is informative. The overlap between adjacent bands is substantial, which is why a band label should not be read as a case-level prediction.</w:t>
+        <w:t>The bands are only as good as the score that defines them. Discrimination was 0.688 overall in the validation atlas, ranged from 0.590 to 0.727 across the 12 seed × family cells, and fell to 0.610 on a fully held-out seed with a Brier score of 0.265 (Table S2). Calibration was reasonable in the aggregate but coarse at the band level: observed baseline success was 0.383 in the predicted-low band, 0.477 in the predicted-intermediate band and 0.746 in the predicted-high band, against mean predicted probabilities of 0.398, 0.475 and 0.763 respectively. The ordering is correct and the spread is large, which is why stratification is informative. The overlap between adjacent bands is substantial, which is why a band label should not be read as a case-level prediction.</w:t>
       </w:r>
     </w:p>
     <w:p>
       <w:pPr>
+        <w:pStyle w:val="Heading2"/>
         <w:keepNext/>
         <w:spacing w:before="360" w:after="120"/>
         <w:jc w:val="left"/>
@@ -1230,6 +1278,7 @@
     </w:p>
     <w:p>
       <w:pPr>
+        <w:pStyle w:val="Heading3"/>
         <w:keepNext/>
         <w:spacing w:before="240" w:after="80"/>
         <w:jc w:val="left"/>
@@ -1254,6 +1303,7 @@
     </w:p>
     <w:p>
       <w:pPr>
+        <w:pStyle w:val="Heading3"/>
         <w:keepNext/>
         <w:spacing w:before="240" w:after="80"/>
         <w:jc w:val="left"/>
@@ -1273,7 +1323,7 @@
         <w:jc w:val="left"/>
       </w:pPr>
       <w:r>
-        <w:t>The difference between this result and a conventional report is not the data. It is the inferential frame. A conventional analysis would have compared controllers in the nominal scenario, or pooled scenarios without clustering, and would have reported the predicted-low uplift as a positive finding. Each of those steps is individually defensible and collectively misleading. Removing delay and noise removes the conditions the safety gates were built for. Pooling without clustering treats 12 trials from the same draw as independent, which the design effect of 2.6 to 5.5 shows they are not. Reporting one controller x one stratum without correction ignores that twelve such cells were examined. The specification curve quantifies the cumulative effect of these choices: for constrained optimized the estimate ranges from -0.104 to +0.125 across 16 defensible specifications, which is wider than any effect the study could reliably detect.</w:t>
+        <w:t>The difference between this result and a conventional report is not the data. It is the inferential frame. A conventional analysis would have compared controllers in the nominal scenario, or pooled scenarios without clustering, and would have reported the predicted-low uplift as a positive finding. Each of those steps is individually defensible and collectively misleading. Removing delay and noise removes the conditions the safety gates were built for. Pooling without clustering treats 12 trials from the same draw as independent, which the design effect of 2.6 to 5.5 shows they are not. Reporting one controller × one stratum without correction ignores that twelve such cells were examined. The specification curve quantifies the cumulative effect of these choices: for constrained optimized the estimate ranges from -0.104 to +0.125 across 16 defensible specifications, which is wider than any effect the study could reliably detect.</w:t>
       </w:r>
     </w:p>
     <w:p>
@@ -1286,6 +1336,7 @@
     </w:p>
     <w:p>
       <w:pPr>
+        <w:pStyle w:val="Heading3"/>
         <w:keepNext/>
         <w:spacing w:before="240" w:after="80"/>
         <w:jc w:val="left"/>
@@ -1326,6 +1377,7 @@
     </w:p>
     <w:p>
       <w:pPr>
+        <w:pStyle w:val="Heading3"/>
         <w:keepNext/>
         <w:spacing w:before="240" w:after="80"/>
         <w:jc w:val="left"/>
@@ -1345,7 +1397,7 @@
         <w:jc w:val="left"/>
       </w:pPr>
       <w:r>
-        <w:t>Three practices follow directly. First, report the paired difference with a cluster-robust interval, not two marginal success rates. The marginal rates in this atlas differ by less than the clustering-induced uncertainty in several cells. Second, correct for the number of controller x endpoint x stratum cells examined, and state the family in advance. The predicted-low signal here is real as a point estimate and absent as evidence after correction. Third, report the multi-endpoint trade-off and decline to scalarise it. The Pareto analysis shows that every controller is best somewhere; a single utility would have hidden that.</w:t>
+        <w:t>Three practices follow directly. First, report the paired difference with a cluster-robust interval, not two marginal success rates. The marginal rates in this atlas differ by less than the clustering-induced uncertainty in several cells. Second, correct for the number of controller × endpoint × stratum cells examined, and state the family in advance. The predicted-low signal here is real as a point estimate and absent as evidence after correction. Third, report the multi-endpoint trade-off and decline to scalarise it. The Pareto analysis shows that every controller is best somewhere; a single utility would have hidden that.</w:t>
       </w:r>
     </w:p>
     <w:p>
@@ -1358,6 +1410,7 @@
     </w:p>
     <w:p>
       <w:pPr>
+        <w:pStyle w:val="Heading3"/>
         <w:keepNext/>
         <w:spacing w:before="240" w:after="80"/>
         <w:jc w:val="left"/>
@@ -1382,6 +1435,7 @@
     </w:p>
     <w:p>
       <w:pPr>
+        <w:pStyle w:val="Heading3"/>
         <w:keepNext/>
         <w:spacing w:before="240" w:after="80"/>
         <w:jc w:val="left"/>
@@ -1406,6 +1460,7 @@
     </w:p>
     <w:p>
       <w:pPr>
+        <w:pStyle w:val="Heading2"/>
         <w:keepNext/>
         <w:spacing w:before="360" w:after="120"/>
         <w:jc w:val="left"/>
@@ -1429,6 +1484,7 @@
     </w:p>
     <w:p>
       <w:pPr>
+        <w:pStyle w:val="Heading2"/>
         <w:keepNext/>
         <w:spacing w:before="360" w:after="120"/>
         <w:jc w:val="left"/>
@@ -1452,6 +1508,7 @@
     </w:p>
     <w:p>
       <w:pPr>
+        <w:pStyle w:val="Heading2"/>
         <w:keepNext/>
         <w:spacing w:before="360" w:after="120"/>
         <w:jc w:val="left"/>
@@ -2133,6 +2190,7 @@
     </w:p>
     <w:p>
       <w:pPr>
+        <w:pStyle w:val="Heading2"/>
         <w:keepNext/>
         <w:spacing w:before="360" w:after="120"/>
         <w:jc w:val="left"/>
@@ -2148,6 +2206,7 @@
     </w:p>
     <w:p>
       <w:pPr>
+        <w:pStyle w:val="Heading3"/>
         <w:keepNext/>
         <w:spacing w:before="240" w:after="80"/>
         <w:jc w:val="left"/>
@@ -2172,6 +2231,7 @@
     </w:p>
     <w:p>
       <w:pPr>
+        <w:pStyle w:val="Heading3"/>
         <w:keepNext/>
         <w:spacing w:before="240" w:after="80"/>
         <w:jc w:val="left"/>
@@ -2196,6 +2256,7 @@
     </w:p>
     <w:p>
       <w:pPr>
+        <w:pStyle w:val="Heading3"/>
         <w:keepNext/>
         <w:spacing w:before="240" w:after="80"/>
         <w:jc w:val="left"/>
@@ -2220,6 +2281,7 @@
     </w:p>
     <w:p>
       <w:pPr>
+        <w:pStyle w:val="Heading3"/>
         <w:keepNext/>
         <w:spacing w:before="240" w:after="80"/>
         <w:jc w:val="left"/>
@@ -2258,30 +2320,6 @@
       </w:r>
       <w:r>
         <w:t>.</w:t>
-      </w:r>
-    </w:p>
-    <w:p>
-      <w:pPr>
-        <w:keepNext/>
-        <w:spacing w:before="240" w:after="80"/>
-        <w:jc w:val="left"/>
-      </w:pPr>
-      <w:r>
-        <w:rPr>
-          <w:rFonts w:ascii="Times New Roman" w:hAnsi="Times New Roman"/>
-          <w:b/>
-          <w:i/>
-          <w:sz w:val="24"/>
-        </w:rPr>
-        <w:t>AI disclosure</w:t>
-      </w:r>
-    </w:p>
-    <w:p>
-      <w:pPr>
-        <w:jc w:val="left"/>
-      </w:pPr>
-      <w:r>
-        <w:t>A large language model was used to assist with drafting and editing the manuscript text and to help structure the analysis code. All numerical results were generated by executing the analysis code on the committed data, and the author verified every reported statistic against the program output.</w:t>
       </w:r>
     </w:p>
     <w:sectPr>
@@ -2722,15 +2760,17 @@
     <w:pPr>
       <w:keepNext/>
       <w:keepLines/>
-      <w:spacing w:before="480" w:after="0"/>
+      <w:spacing w:before="480" w:after="0" w:line="360" w:lineRule="auto"/>
+      <w:jc w:val="left"/>
       <w:outlineLvl w:val="0"/>
     </w:pPr>
     <w:rPr>
-      <w:rFonts w:asciiTheme="majorHAnsi" w:eastAsiaTheme="majorEastAsia" w:hAnsiTheme="majorHAnsi" w:cstheme="majorBidi"/>
+      <w:rFonts w:ascii="Times New Roman" w:hAnsi="Times New Roman" w:cs="Times New Roman" w:eastAsia="Times New Roman"/>
       <w:b/>
       <w:bCs/>
-      <w:color w:val="365F91" w:themeColor="accent1" w:themeShade="BF"/>
-      <w:sz w:val="28"/>
+      <w:i w:val="0"/>
+      <w:color w:val="000000"/>
+      <w:sz w:val="32"/>
       <w:szCs w:val="28"/>
     </w:rPr>
   </w:style>
@@ -2746,15 +2786,17 @@
     <w:pPr>
       <w:keepNext/>
       <w:keepLines/>
-      <w:spacing w:before="200" w:after="0"/>
+      <w:spacing w:before="200" w:after="0" w:line="360" w:lineRule="auto"/>
+      <w:jc w:val="left"/>
       <w:outlineLvl w:val="1"/>
     </w:pPr>
     <w:rPr>
-      <w:rFonts w:asciiTheme="majorHAnsi" w:eastAsiaTheme="majorEastAsia" w:hAnsiTheme="majorHAnsi" w:cstheme="majorBidi"/>
+      <w:rFonts w:ascii="Times New Roman" w:hAnsi="Times New Roman" w:cs="Times New Roman" w:eastAsia="Times New Roman"/>
       <w:b/>
       <w:bCs/>
-      <w:color w:val="4F81BD" w:themeColor="accent1"/>
-      <w:sz w:val="26"/>
+      <w:i w:val="0"/>
+      <w:color w:val="000000"/>
+      <w:sz w:val="24"/>
       <w:szCs w:val="26"/>
     </w:rPr>
   </w:style>
@@ -2770,14 +2812,17 @@
     <w:pPr>
       <w:keepNext/>
       <w:keepLines/>
-      <w:spacing w:before="200" w:after="0"/>
+      <w:spacing w:before="200" w:after="0" w:line="360" w:lineRule="auto"/>
+      <w:jc w:val="left"/>
       <w:outlineLvl w:val="2"/>
     </w:pPr>
     <w:rPr>
-      <w:rFonts w:asciiTheme="majorHAnsi" w:eastAsiaTheme="majorEastAsia" w:hAnsiTheme="majorHAnsi" w:cstheme="majorBidi"/>
+      <w:rFonts w:ascii="Times New Roman" w:hAnsi="Times New Roman" w:cs="Times New Roman" w:eastAsia="Times New Roman"/>
       <w:b/>
       <w:bCs/>
-      <w:color w:val="4F81BD" w:themeColor="accent1"/>
+      <w:i/>
+      <w:color w:val="000000"/>
+      <w:sz w:val="24"/>
     </w:rPr>
   </w:style>
   <w:style w:type="paragraph" w:styleId="Heading4">

--- a/peerj_submission/main_manuscript.docx
+++ b/peerj_submission/main_manuscript.docx
@@ -774,7 +774,7 @@
         <w:t>predicted-baseline-success band</w:t>
       </w:r>
       <w:r>
-        <w:t xml:space="preserve"> deliberately. The score predicts how likely the baseline controller is to succeed, not how controllable a case is. Discrimination is modest: the area under the receiver-operating characteristic curve is 0.688 overall in the validation atlas, ranges from 0.590 to 0.727 across seed × family cells, and is 0.610 with a Brier score of 0.265 on a fully held-out seed that was used neither for fitting nor for tuning. A score with this discrimination supports a stratified description but not a claim that the bands identify a latent controllability construct, and we make only the weaker claim.</w:t>
+        <w:t xml:space="preserve"> deliberately. The score predicts how likely the baseline controller is to succeed, not how controllable a case is. Discrimination is modest: the area under the receiver-operating characteristic curve is 0.688 overall in the validation atlas, ranges from 0.590 to 0.727 across seed × family cells, and is 0.610 with a Brier score of 0.265 on a fully held-out seed that was used neither for fitting nor for tuning (Table S1). A score with this discrimination supports a stratified description but not a claim that the bands identify a latent controllability construct, and we make only the weaker claim.</w:t>
       </w:r>
     </w:p>
     <w:p>
@@ -799,7 +799,7 @@
         <w:jc w:val="left"/>
       </w:pPr>
       <w:r>
-        <w:t xml:space="preserve">Six endpoints were defined before the validation outputs were analysed (Table S1). A trial is </w:t>
+        <w:t xml:space="preserve">Six endpoints were defined before the validation outputs were analysed (Table S2). A trial is </w:t>
       </w:r>
       <w:r>
         <w:rPr>
@@ -1257,7 +1257,7 @@
         <w:jc w:val="left"/>
       </w:pPr>
       <w:r>
-        <w:t>The bands are only as good as the score that defines them. Discrimination was 0.688 overall in the validation atlas, ranged from 0.590 to 0.727 across the 12 seed × family cells, and fell to 0.610 on a fully held-out seed with a Brier score of 0.265 (Table S2). Calibration was reasonable in the aggregate but coarse at the band level: observed baseline success was 0.383 in the predicted-low band, 0.477 in the predicted-intermediate band and 0.746 in the predicted-high band, against mean predicted probabilities of 0.398, 0.475 and 0.763 respectively. The ordering is correct and the spread is large, which is why stratification is informative. The overlap between adjacent bands is substantial, which is why a band label should not be read as a case-level prediction.</w:t>
+        <w:t>The bands are only as good as the score that defines them. Discrimination was 0.688 overall in the validation atlas, ranged from 0.590 to 0.727 across the 12 seed × family cells, and fell to 0.610 on a fully held-out seed with a Brier score of 0.265 (Table S1). Calibration was reasonable in the aggregate but coarse at the band level: observed baseline success was 0.383 in the predicted-low band, 0.477 in the predicted-intermediate band and 0.746 in the predicted-high band, against mean predicted probabilities of 0.398, 0.475 and 0.763 respectively. The ordering is correct and the spread is large, which is why stratification is informative. The overlap between adjacent bands is substantial, which is why a band label should not be read as a case-level prediction.</w:t>
       </w:r>
     </w:p>
     <w:p>

--- a/peerj_submission/main_manuscript.docx
+++ b/peerj_submission/main_manuscript.docx
@@ -26,7 +26,7 @@
           <w:b/>
           <w:sz w:val="28"/>
         </w:rPr>
-        <w:t>Locked paired validation of closed-loop therapy software: controller rankings are not robust to analysis choices</w:t>
+        <w:t>Reproducible paired evaluation of closed-loop therapy software: controller comparisons depend on sampling and scenario choices</w:t>
       </w:r>
     </w:p>
     <w:p>
@@ -280,7 +280,7 @@
         <w:rPr>
           <w:sz w:val="24"/>
         </w:rPr>
-        <w:t>Locked paired validation of therapy controllers</w:t>
+        <w:t>Reproducible evaluation of therapy controllers</w:t>
       </w:r>
     </w:p>
     <w:p>
@@ -304,7 +304,7 @@
         <w:jc w:val="left"/>
       </w:pPr>
       <w:r>
-        <w:t>Main text (Introduction through Conclusions): approximately 5,900 words</w:t>
+        <w:t>Main text (Introduction through Conclusions): approximately 5,154 words</w:t>
       </w:r>
     </w:p>
     <w:p>
@@ -314,7 +314,7 @@
         <w:jc w:val="left"/>
       </w:pPr>
       <w:r>
-        <w:t>Abstract: 337 words (2,497 characters)</w:t>
+        <w:t>Abstract: 302 words (2284 characters)</w:t>
       </w:r>
     </w:p>
     <w:p>
@@ -386,7 +386,7 @@
           <w:b/>
           <w:sz w:val="32"/>
         </w:rPr>
-        <w:t>Locked paired validation of closed-loop therapy software: controller rankings are not robust to analysis choices</w:t>
+        <w:t>Reproducible paired evaluation of closed-loop therapy software: controller comparisons depend on sampling and scenario choices</w:t>
       </w:r>
     </w:p>
     <w:p>
@@ -416,7 +416,7 @@
         <w:t>Background.</w:t>
       </w:r>
       <w:r>
-        <w:t xml:space="preserve"> Closed-loop therapy software selects treatment inputs from delayed and noisy measurements. Reported gains are usually taken from a single nominal scenario, summarised as one aggregate success rate, and left uncorrected for the number of comparisons examined. We asked whether four delayed-feedback controllers for coupled photothermal-photodynamic simulation remain superior under a locked, paired, multiplicity-controlled protocol.</w:t>
+        <w:t xml:space="preserve"> Closed-loop therapy software is often compared using an aggregate simulation success rate. We evaluated whether apparent advantages persist when shared uncertainty draws, multiple comparisons and scenario dependence are made explicit.</w:t>
       </w:r>
     </w:p>
     <w:p>
@@ -430,7 +430,7 @@
         <w:t>Methods.</w:t>
       </w:r>
       <w:r>
-        <w:t xml:space="preserve"> We built a locked validation atlas of 4,608 paired trials per controller: three validation seeds × four model families × 32 uncertainty draws × 12 delay/noise scenarios, forming 384 clusters of 12 trials. A logistic scoring rule, fitted on independent seeds and applied unchanged, assigned every trial to a predicted-baseline-success band from pre-treatment quantities only. Each controller was compared with delayed full feedback using 95% cluster-bootstrap intervals (10,000 replicates), cluster-level sign-flip permutation tests (20,000 permutations), Holm correction over the 12 controller × band tests, and minimum detectable effects at 80% power. We added a 16-specification curve per controller, Pareto dominance analysis, and a Dirichlet weight-sensitivity analysis.</w:t>
+        <w:t xml:space="preserve"> Four controllers were compared with delayed full feedback across 4,608 paired trials each. Three seeds supplied 32 Latin-hypercube parent draws each; four transformed model families and 12 sensing scenarios reused each draw. We used approximate percentile intervals from 10,000 seed-stratified bootstrap resamples of the 96 parent blocks and exploratory Monte Carlo sign-flip tests with 20,000 vectors. Holm adjustment was applied jointly within 12 controller-by-band success tests and 20 mechanism tests. Bands used a frozen retrospective baseline score that includes realised baseline energy; they are unavailable before treatment. Success combines final-time radial-node criteria, rather than temporal coverage. Scenario sensitivity and point-estimate Pareto analyses were descriptive.</w:t>
       </w:r>
     </w:p>
     <w:p>
@@ -444,7 +444,7 @@
         <w:t>Results.</w:t>
       </w:r>
       <w:r>
-        <w:t xml:space="preserve"> No controller improved overall success. The paired change was -0.018 (95% CI -0.041 to 0.005; p = 0.121) for smoothed predictive, -0.049 (-0.081 to -0.016; p = 0.004) for thermal-floor predictive, -0.007 (-0.037 to 0.024; p = 0.659) for constrained optimized, and -0.432 (-0.472 to -0.391; p &lt; 0.001) for reduced-order MPC. In the predicted-low band the three plausible controllers had positive point estimates (+0.031 to +0.056), but none survived correction (Holm-adjusted p = 0.629 for all three). In the predicted-high band three controllers significantly reduced success. All four controllers were Pareto non-dominated, and under 200,000 random weightings the most frequent rank-one controller reached only 38.5%. The sign of the headline effect changed across defensible analysis choices: 37.5% of specifications were positive for constrained optimized, 25% for smoothed predictive, 25% for thermal-floor predictive, and 0% for reduced-order MPC.</w:t>
+        <w:t xml:space="preserve"> All overall success differences were negative: smoothed predictive -0.018 (95% CI -0.051 to 0.013; p = 0.272), thermal-floor predictive -0.049 (95% CI -0.097 to 0.001; p = 0.061), Constrained optimized -0.007 (95% CI -0.046 to 0.033; p = 0.737), and reduced-order model predictive control -0.432 (95% CI -0.497 to -0.365; p &lt; 0.001). Three positive low-band estimates ranged from +0.031 to +0.056; their unadjusted intervals included zero and Holm-adjusted p-values were 1.000. In the high band, thermal-floor predictive and model predictive control retained adjusted evidence of lower success. All four alternatives were non-dominated at their observed point estimates. Under 200,000 specified Dirichlet weight draws, the most frequent first-ranked controller attained 38.5%. Overall effects changed sign across seed and scenario subsets for three controllers.</w:t>
       </w:r>
     </w:p>
     <w:p>
@@ -458,7 +458,7 @@
         <w:t>Conclusions.</w:t>
       </w:r>
       <w:r>
-        <w:t xml:space="preserve"> Locked paired validation with multiplicity control removed every apparent advantage in this atlas. Evaluation of therapy software should report cluster-robust intervals, corrected p-values and multi-endpoint trade-offs, because a single success rate can reverse the ranking.</w:t>
+        <w:t xml:space="preserve"> No alternative demonstrated improved overall success in this atlas. Reproducible comparison requires tracing shared sampling units, auditing score provenance and endpoint meaning, and separating descriptive sensitivity analyses from inferential guarantees. The approximate uncertainty summaries do not establish population-wide or clinical superiority.</w:t>
       </w:r>
     </w:p>
     <w:p>
@@ -482,7 +482,7 @@
         <w:jc w:val="left"/>
       </w:pPr>
       <w:r>
-        <w:t>Closed-loop control is now a routine design pattern in thermal therapy software. Model predictive control has been applied to magnetic nanoparticle hyperthermia (Sebeke et al., 2019; Lad et al., 2025; Abu-Ayyad et al., 2024), temperature-feedback controllers have been validated on clinical hyperthermia hardware (Sharma et al., 2023), and temperature-based feedback has been studied for electromagnetic phased-array heating since the early 2000s (Kowalski &amp; Jin, 2003). In photothermal and photodynamic therapy the control problem is harder still, because heating and reactive oxygen species (ROS) generation share the same optical input and compete for the same oxygen supply (Bucharskaya et al., 2022; Khan et al., 2025; Maleki et al., 2021). A controller that raises temperature also raises oxidative dose and consumes oxygen, so a decision that improves one endpoint can degrade another.</w:t>
+        <w:t>Closed-loop control is a common design pattern in thermal therapy software. Model predictive control has been studied for MR-guided high-intensity focused ultrasound (Sebeke et al., 2019) and magnetic nanoparticle hyperthermia (Abu-Ayyad et al., 2024; Lad et al., 2025). Temperature-feedback controllers have been evaluated on magnetic hyperthermia hardware (Sharma et al., 2023), and earlier work addressed phased-array heating (Kowalski &amp; Jin, 2003). Photothermal and photodynamic therapy couple optical heating, reactive oxygen species (ROS) generation and oxygen consumption (Maleki et al., 2021; Bucharskaya et al., 2022; Khan et al., 2025). A decision that improves one endpoint can degrade another.</w:t>
       </w:r>
     </w:p>
     <w:p>
@@ -490,7 +490,7 @@
         <w:jc w:val="left"/>
       </w:pPr>
       <w:r>
-        <w:t>The evaluation practice around these controllers has not kept pace with the algorithms. A new controller is typically compared with a baseline in a nominal simulation, or across a modest stress grid, and judged on a single success rate. That design answers a narrow question: does the controller help in the specific scenarios that were run? It does not answer the question a reader actually cares about, which is whether the controller is better on average, for a stated population of uncertainty, at a stated level of statistical confidence, without having selected the favourable comparison. Three failure modes are well documented in adjacent fields. First, seed and run-to-run variance can be large enough to reorder methods that are reported as clearly separated (Henderson et al., 2018). Second, point estimates without interval estimates hide that ordering uncertainty, which is why stratified bootstrap intervals have been recommended for reinforcement-learning benchmarks (Agarwal et al., 2021). Third, the space of defensible analysis choices is wide, and unrecorded choices inflate apparent effects (Simmons et al., 2011; Steegen et al., 2016; Simonsohn et al., 2020). Reproducibility initiatives in machine learning have made the same point from the infrastructure side (Pineau et al., 2021), and the wider computational-science literature has documented both the scale of the problem (Baker, 2016) and practical remedies for it (Sandve et al., 2013; Wilkinson et al., 2016).</w:t>
+        <w:t>A comparison in one nominal simulation, or across a modest stress grid summarised by a single success rate, can leave the target population and uncertainty assumptions unclear. That design answers a narrow question: does the controller help in the specific scenarios that were run? It does not answer the question a reader actually cares about, which is whether the controller is better on average, for a stated population of uncertainty, at a stated level of statistical confidence, without having selected the favourable comparison. Three failure modes are well documented in adjacent fields. First, seed and run-to-run variance can be large enough to reorder methods that are reported as clearly separated (Henderson et al., 2018). Second, point estimates without interval estimates hide that ordering uncertainty, which is why stratified bootstrap intervals have been recommended for reinforcement-learning benchmarks (Agarwal et al., 2021). Third, the space of defensible analysis choices is wide, and unrecorded choices inflate apparent effects (Simmons, Nelson &amp; Simonsohn, 2011; Steegen et al., 2016; Simonsohn, Simmons &amp; Nelson, 2020). Reproducibility initiatives in machine learning have made the same point from the infrastructure side (Pineau et al., 2021), and the wider computational-science literature has documented both the scale of the problem (Baker, 2016) and practical remedies for it (Sandve et al., 2013; Wilkinson et al., 2016).</w:t>
       </w:r>
     </w:p>
     <w:p>
@@ -498,7 +498,7 @@
         <w:jc w:val="left"/>
       </w:pPr>
       <w:r>
-        <w:t xml:space="preserve">Biomedical simulation has a mature vocabulary for exactly this problem. Verification, validation and uncertainty quantification (VVUQ) frameworks require an explicit context of use, a documented evidence base, and a statement of the conditions under which a model is credible (Mulugeta et al., 2018; Erdemir et al., 2020; Pathmanathan et al., 2017; Santiago et al., 2022; Steinman &amp; Migliavacca, 2018). The same discipline has been extended to digital twins for precision medicine (Sel et al., 2025), to multidomain photoacoustic modelling (Akhlaghi et al., 2019), and to mechanism-based oncology models intended for clinical use (Wu et al., 2022; Collin et al., 2022; Rasheed et al., 2020). Scientific machine learning supplies the surrogate and discovery tools that make such models tractable (Karniadakis et al., 2021; Rudy et al., 2017; Cai et al., 2021). What VVUQ practice has not generally supplied is a statistical protocol for </w:t>
+        <w:t xml:space="preserve">Biomedical simulation has a mature vocabulary for exactly this problem. Verification, validation and uncertainty quantification (VVUQ) frameworks require an explicit context of use, a documented evidence base, and a statement of the conditions under which a model is credible (Pathmanathan et al., 2017; Mulugeta et al., 2018; Steinman &amp; Migliavacca, 2018; Erdemir et al., 2020; Santiago et al., 2022). The same discipline has been extended to digital twins for precision medicine (Sel et al., 2025), to multidomain photoacoustic modelling (Akhlaghi et al., 2019), and to mechanism-based oncology models intended for clinical use (Rasheed, San &amp; Kvamsdal, 2020; Collin et al., 2022; Wu et al., 2022). Scientific machine learning supplies the surrogate and discovery tools that make such models tractable (Rudy et al., 2017; Cai et al., 2021; Karniadakis et al., 2021). A comparative controller study must additionally specify a statistical target and sampling design for </w:t>
       </w:r>
       <w:r>
         <w:rPr>
@@ -515,7 +515,7 @@
         <w:jc w:val="left"/>
       </w:pPr>
       <w:r>
-        <w:t>The inferential toolkit is standard but rarely applied in this setting. Paired designs remove between-trial heterogeneity, cluster bootstrap intervals respect the dependence induced by shared random draws, sign-flip permutation tests give exact randomisation p-values without distributional assumptions, and Holm adjustment controls the family-wise error rate when several controllers and several strata are examined (Efron &amp; Tibshirani, 1993; DiCiccio &amp; Efron, 1996; Winkler et al., 2014; Holm, 1979). Where a false-discovery interpretation is preferred, Benjamini-Hochberg control is the alternative (Benjamini &amp; Hochberg, 1995). Minimum detectable effects, computed from the observed cluster-robust standard error, make the precision of a null result explicit rather than leaving it implicit (Cohen, 1988). Multi-objective optimisation supplies the vocabulary for the trade-off structure, and Pareto dominance is the natural summary when several endpoints matter and no defensible scalarisation exists (Verma et al., 2021).</w:t>
+        <w:t>The statistical toolkit is established, but its assumptions require attention. Pairing compares policies on matched cases; resampling must retain dependencies introduced by shared draws. Bootstrap intervals describe uncertainty only under the sampling approximation used, and sign-flip tests require an appropriate sign-symmetry null (Efron &amp; Tibshirani, 1993; DiCiccio &amp; Efron, 1996; Winkler et al., 2014). Holm adjustment controls family-wise error when its input p-values are valid (Holm, 1979); Benjamini-Hochberg control instead targets false discoveries (Benjamini &amp; Hochberg, 1995). Approximate minimum detectable effects express precision under specified testing assumptions (Cohen, 1988). Pareto analysis describes multi-objective trade-offs without imposing a single utility (Verma, Pant &amp; Snasel, 2021).</w:t>
       </w:r>
     </w:p>
     <w:p>
@@ -523,7 +523,7 @@
         <w:jc w:val="left"/>
       </w:pPr>
       <w:r>
-        <w:t>We therefore asked a deliberately adversarial question. Given a locked validation atlas, a frozen scoring rule, paired trials, cluster-robust inference, multiplicity control, a specification curve, and a Pareto analysis, does any of four delayed-feedback controllers for coupled photothermal-photodynamic simulation remain superior to delayed full feedback? The protocol was designed so that a negative answer would be informative: the question was whether any controller would show a positive overall effect with a confidence interval excluding zero. None did. The three-stage protocol is summarised in Fig. 1.</w:t>
+        <w:t>We therefore asked whether any of four delayed-feedback controllers improves composite success relative to delayed full feedback in an existing simulation atlas, and how that comparison depends on the sampling unit and scenario population. The computational testbed is a case study of evaluation practice, not a clinical efficacy study. The evaluation workflow is summarised in Fig. 1.</w:t>
       </w:r>
     </w:p>
     <w:p>
@@ -531,7 +531,7 @@
         <w:jc w:val="left"/>
       </w:pPr>
       <w:r>
-        <w:t>The contribution is fourfold. First, we specify a locked paired-validation protocol for closed-loop therapy software, in which endpoint thresholds, the stratification rule and the estimator are fixed in version-controlled code and applied identically to every controller and every validation seed. Second, we provide a cluster-robust inference pipeline that reports effect sizes, 95% intervals, exact permutation p-values, Holm-adjusted p-values and minimum detectable effects for every controller × endpoint × stratum cell. Third, we add a specification curve that quantifies how far the headline conclusion moves across defensible analysis choices, and a Pareto and weight-sensitivity analysis that replaces an arbitrary scalar utility with an explicit statement about preference dependence. Fourth, we apply the protocol to a 4,608-trial-per-controller atlas and report the result, which is that no controller dominates and that the apparent advantage in the predicted-low band does not survive correction.</w:t>
+        <w:t>The contribution is a reproducible paired-evaluation workflow with explicit data contracts, parent-draw resampling, declared multiplicity families, scenario sensitivity and a descriptive Pareto statement. An audit of the original workflow identified shared draws across model families, post-treatment information in a score, and mismatches between endpoint descriptions and simulator outputs. The revised workflow makes those dependencies visible and reports the negative controller comparison with its practical limits. Standard statistical components are combined into an inspectable software artefact; no new inferential theorem or universally superior controller is claimed.</w:t>
       </w:r>
     </w:p>
     <w:p>
@@ -572,7 +572,7 @@
         <w:jc w:val="left"/>
       </w:pPr>
       <w:r>
-        <w:t>The case study is a one-dimensional radial model of a vascularised tumour spheroid, implemented in Python and used throughout as a fixed computational testbed rather than as a clinical predictor. The spheroid has a radius of 500 µm discretised on 96 radial nodes. Temperature is advanced with the Pennes bioheat equation using backward Euler time integration and a tridiagonal solve, with tissue density 1060 kg m⁻³, specific heat 3600 J kg⁻¹ K⁻¹, thermal conductivity 0.50 W m⁻¹ K⁻¹, and perfusion represented as a volumetric heat sink proportional to the local blood-flow parameter. The photothermal source is the product of a gold-nanorod absorption cross-section computed with Gans theory, a radial nanoparticle distribution with a 0.30 surface bias, and a radial optical fluence profile; nanorod length spans 40-100 nm and width 10-30 nm, and the medium refractive index is 1.33. A magnetic loss term is included so that the same testbed can represent magneto-plasmonic heating.</w:t>
+        <w:t>The case study is a one-dimensional radial model of a vascularised tumour spheroid, implemented in Python as a computational testbed. Each simulation uses 96 uniformly spaced radial nodes. Parent draws sample radius between 300 and 800 µm; the large-geometry family multiplies radius by 1.22 and clips it to 300–900 µm. Temperature is advanced with the Pennes bioheat equation using backward Euler integration and a tridiagonal solve. Tissue density is 1060 kg m⁻³, specific heat 3600 J kg⁻¹ K⁻¹ and thermal conductivity 0.50 W m⁻¹ K⁻¹. The actual controller atlas uses 808 nm illumination, 70 × 18 nm nanorods and a medium refractive index of 1.33. Its optical source combines Gans absorption, a radial nanoparticle profile with surface-bias parameter 0.30, and attenuated fluence. The broader simulator supports magnetic heating, but the closed-loop atlas uses the optical source alone.</w:t>
       </w:r>
     </w:p>
     <w:p>
@@ -580,7 +580,7 @@
         <w:jc w:val="left"/>
       </w:pPr>
       <w:r>
-        <w:t>ROS generation is integrated on a 0.5 s substep inside each 10 s control interval. Singlet-oxygen dose accumulates only while the light is on, with a generation rate proportional to fluence, local photosensitiser concentration and an oxygen-saturation factor; photosensitiser is bleached at a rate that weakens at low concentration, and oxygen is replenished towards an initial 40 µM with a radial gradient. The singlet-oxygen threshold is 0.67 mM. The protocol window is 300 s of light-on time; duty cycle extends the wall-clock duration without changing the light-on dose.</w:t>
+        <w:t>ROS generation is integrated on a 0.5 s substep inside each 10 s control interval. Accumulated singlet-oxygen dose increases while illumination is commanded, at a rate proportional to fluence, local photosensitiser concentration and oxygen saturation. The model includes photobleaching and oxygen replenishment towards 40 µM, starting from a radial oxygen gradient. The ROS threshold is 0.67 mM. Every controller simulation runs for a fixed 3,000 s wall-clock horizon. Light-on time and delivered energy vary with the commands; this is not the earlier fixed-300 s-light-on duty-cycle experiment implemented elsewhere in the repository.</w:t>
       </w:r>
     </w:p>
     <w:p>
@@ -588,7 +588,7 @@
         <w:jc w:val="left"/>
       </w:pPr>
       <w:r>
-        <w:t>Four derived quantities are recorded for every trial and are used later for stratification: the dose-capacity number, the reaction number multiplied by observation quality, the reaction-drive balance, and the delay-to-diffusion ratio. All four are computed from design and sensing parameters only and are therefore available before any treatment outcome is observed. Full equations, parameter values and evidence sources are given in the repository and in the model configuration files.</w:t>
+        <w:t>Dose-capacity and delay-to-diffusion quantities use sampled design and sensing parameters. In contrast, the reaction number includes realised average baseline intensity, computed as delivered baseline energy divided by protocol duration. The score therefore requires the completed baseline trajectory. Full equations and parameter configurations are supplied with the simulator, and the score provenance is stated explicitly below.</w:t>
       </w:r>
     </w:p>
     <w:p>
@@ -613,7 +613,7 @@
         <w:jc w:val="left"/>
       </w:pPr>
       <w:r>
-        <w:t>Five decision rules were compared. All share the same maximum intensity of 1.30 W cm⁻² and the same 10 s control interval.</w:t>
+        <w:t>Five decision rules were compared with a common 10 s control interval. The baseline, smoothed, thermal-floor and reduced-order controllers have a 1.30 W cm⁻² command ceiling. Constrained optimized uses the lower ceiling selected during training.</w:t>
       </w:r>
     </w:p>
     <w:p>
@@ -627,7 +627,7 @@
         <w:t>Delayed full feedback</w:t>
       </w:r>
       <w:r>
-        <w:t xml:space="preserve"> is the baseline. It applies the most recent measured state directly, so its decisions are delayed by the sensing latency and corrupted by measurement noise but are otherwise ungated.</w:t>
+        <w:t xml:space="preserve"> is the baseline. It uses delayed, noisy measurements without the predictive estimator. It nevertheless applies temperature safety stops, oxygen-dependent restrictions, warm-fraction and ROS-completion rules, and maintenance commands. It is a gated feedback policy, not an ungated or uncontrolled treatment.</w:t>
       </w:r>
     </w:p>
     <w:p>
@@ -700,7 +700,7 @@
           <w:i/>
           <w:sz w:val="24"/>
         </w:rPr>
-        <w:t>Locked validation atlas</w:t>
+        <w:t>Validation atlas and analysis provenance</w:t>
       </w:r>
     </w:p>
     <w:p>
@@ -708,7 +708,7 @@
         <w:jc w:val="left"/>
       </w:pPr>
       <w:r>
-        <w:t>The atlas crosses three validation seeds (20260720, 20260721, 20260722), four model families (baseline, large geometry, low photosensitiser, slow recovery), 32 uncertainty draws per seed and family sampled by Latin hypercube, and 12 sensing scenarios formed by the product of six delays (0, 30, 60, 90, 120 and 180 s) and two noise levels (0% and 10%). Each controller therefore contributes 3 × 4 × 32 × 12 = 4,608 trials, and each baseline-controller comparison is paired on seed, family, draw, delay and noise. The 384 seed × family × draw combinations define the clusters used for inference, with exactly 12 paired trials per cluster.</w:t>
+        <w:t>The atlas uses three validation seeds (20260720, 20260721, 20260722). Within each seed, one 32-row Latin-hypercube sample supplies perfusion, radius, photosensitiser concentration and nanoparticle volume fraction. Each row is copied into four model families: unchanged baseline, large geometry, low photosensitiser (concentration multiplied by 0.45 and clipped to 0.02–2.0 µM), and slow recovery (perfusion multiplied by 0.55 and clipped to 0.0015–0.030 s⁻¹). Each family variant is simulated under six delays (0, 30, 60, 90, 120, 180 s) and two noise levels (0%, 10%). A controller contributes 3 × 32 × 4 × 12 = 4,608 paired comparisons. Pairing matches seed, family, draw and sensing scenario. The resampling unit retains all four family variants and all 12 scenarios of a parent draw: 96 seed × parent-draw blocks, with 48 paired trials each. The 384 family-specific draw identifiers are not independent parent samples.</w:t>
       </w:r>
     </w:p>
     <w:p>
@@ -716,7 +716,7 @@
         <w:jc w:val="left"/>
       </w:pPr>
       <w:r>
-        <w:t>The protocol is locked in the following operational sense. Endpoint thresholds, the stratification rule and the inference estimator are specified in version-controlled code and applied identically to all four controllers and all three validation seeds. No controller parameter was re-tuned after the validation outputs were produced, and the validation seeds were not used to fit any controller or any part of the scoring rule. The chance-constrained search for the constrained-optimized policy used two different seeds. We describe the protocol as locked rather than pre-registered because the analysis code and the validation seeds coexisted in the same repository; what can be verified from the artefact is that the rule is frozen, applied without modification, and reproducible bit-for-bit.</w:t>
+        <w:t>Controller parameters and the scoring coefficients were reused without tuning on these validation outcomes. However, the present statistical revision was undertaken after examination of the atlas, and is a retrospective reanalysis. Its bootstrap grouping and multiplicity implementation correct the earlier workflow. The analysis release fixes the revised code for reproducibility; that fact does not establish prospective locking or independence from analyst judgement. The earlier release remains identifiable in the version history. No prospective registration is claimed.</w:t>
       </w:r>
     </w:p>
     <w:p>
@@ -733,7 +733,7 @@
           <w:i/>
           <w:sz w:val="24"/>
         </w:rPr>
-        <w:t>Frozen scoring rule and predicted-baseline-success bands</w:t>
+        <w:t>Frozen retrospective baseline-score bands</w:t>
       </w:r>
     </w:p>
     <w:p>
@@ -741,7 +741,7 @@
         <w:jc w:val="left"/>
       </w:pPr>
       <w:r>
-        <w:t>Trials were stratified by a logistic scoring rule for the probability of success under delayed full feedback. The rule uses three pre-treatment quantities: log10 of the dose-capacity number, log10 of the reaction number multiplied by observation quality, and log10 of the reaction-drive balance. It is</w:t>
+        <w:t>Trials were grouped using a previously fitted logistic scoring equation, applied to the baseline trajectory only. Let C denote dose capacity, R the reaction number, Q observation quality and B the reaction-drive balance. The input transforms are log10(C), log10(R) × Q, and log10(B). In particular, the second transform is the logarithm of R multiplied by Q, not the logarithm of their product. The equation is</w:t>
       </w:r>
     </w:p>
     <w:p>
@@ -757,7 +757,7 @@
         <w:jc w:val="left"/>
       </w:pPr>
       <w:r>
-        <w:t>where z1, z2 and z3 are standardised with means -0.625, 0.319 and -3.530 and standard deviations 0.549, 0.307 and 0.576, all estimated on independent seeds. The coefficients and standardisation constants were fixed before the validation atlas was analysed. Band boundaries of 0.364 and 0.595, the 33rd and 67th percentiles of the reference population, were also fixed in advance. Applying the rule to the validation atlas yields 1,122 predicted-low, 1,674 predicted-intermediate and 1,812 predicted-high trials per controller. The bands are therefore not equal thirds of the validation population; they are the reference-population thirds projected onto a population with a slightly different distribution.</w:t>
+        <w:t>where z1, z2 and z3 standardise those transforms with means -0.625, 0.319 and -3.530 and standard deviations 0.549, 0.307 and 0.576. Coefficients and constants came from separate development seeds. The reaction number is realised average intensity × photosensitiser concentration / perfusion, so this is a retrospective score. Band boundaries of 0.364 and 0.595 are reference-population quantiles, not validation-population terciles. The existing assignment yields 1,122 low, 1,674 intermediate and 1,812 high cases per controller. We retain it to describe the existing atlas, not as a prospective routing rule. Every controller comparison uses the same baseline-derived assignment; alternative-controller outcomes are not used to assign bands.</w:t>
       </w:r>
     </w:p>
     <w:p>
@@ -765,16 +765,43 @@
         <w:jc w:val="left"/>
       </w:pPr>
       <w:r>
-        <w:t xml:space="preserve">We use the term </w:t>
+        <w:t xml:space="preserve">We use the terms </w:t>
       </w:r>
       <w:r>
         <w:rPr>
           <w:i/>
         </w:rPr>
-        <w:t>predicted-baseline-success band</w:t>
-      </w:r>
-      <w:r>
-        <w:t xml:space="preserve"> deliberately. The score predicts how likely the baseline controller is to succeed, not how controllable a case is. Discrimination is modest: the area under the receiver-operating characteristic curve is 0.688 overall in the validation atlas, ranges from 0.590 to 0.727 across seed × family cells, and is 0.610 with a Brier score of 0.265 on a fully held-out seed that was used neither for fitting nor for tuning (Table S1). A score with this discrimination supports a stratified description but not a claim that the bands identify a latent controllability construct, and we make only the weaker claim.</w:t>
+        <w:t>retrospective baseline-score band</w:t>
+      </w:r>
+      <w:r>
+        <w:t xml:space="preserve">, abbreviated to </w:t>
+      </w:r>
+      <w:r>
+        <w:rPr>
+          <w:i/>
+        </w:rPr>
+        <w:t>low</w:t>
+      </w:r>
+      <w:r>
+        <w:t xml:space="preserve">, </w:t>
+      </w:r>
+      <w:r>
+        <w:rPr>
+          <w:i/>
+        </w:rPr>
+        <w:t>intermediate</w:t>
+      </w:r>
+      <w:r>
+        <w:t xml:space="preserve"> and </w:t>
+      </w:r>
+      <w:r>
+        <w:rPr>
+          <w:i/>
+        </w:rPr>
+        <w:t>high</w:t>
+      </w:r>
+      <w:r>
+        <w:t>, throughout. These labels do not identify validated controllability or pre-treatment prognosis. The score has validation area under the receiver-operating characteristic curve (AUC) 0.688, with seed × family values 0.590–0.727, and AUC 0.610 on a separate held-out seed (Table S1). Its held-out Brier score is 0.265. These are retrospective discrimination summaries, not estimates of prospective clinical prediction performance.</w:t>
       </w:r>
     </w:p>
     <w:p>
@@ -799,52 +826,7 @@
         <w:jc w:val="left"/>
       </w:pPr>
       <w:r>
-        <w:t xml:space="preserve">Six endpoints were defined before the validation outputs were analysed (Table S2). A trial is </w:t>
-      </w:r>
-      <w:r>
-        <w:rPr>
-          <w:i/>
-        </w:rPr>
-        <w:t>warm</w:t>
-      </w:r>
-      <w:r>
-        <w:t xml:space="preserve"> when the fraction of the protocol window with temperature between 43 °C and 50 °C is at least 0.50. </w:t>
-      </w:r>
-      <w:r>
-        <w:rPr>
-          <w:i/>
-        </w:rPr>
-        <w:t>ROS coverage</w:t>
-      </w:r>
-      <w:r>
-        <w:t xml:space="preserve"> is met when the fraction of the window at or above the singlet-oxygen threshold is at least 0.50. </w:t>
-      </w:r>
-      <w:r>
-        <w:rPr>
-          <w:i/>
-        </w:rPr>
-        <w:t>Hypoxic control</w:t>
-      </w:r>
-      <w:r>
-        <w:t xml:space="preserve"> is met when the fraction of the window with oxygen below 5 µM and ROS below threshold is at most 0.35. </w:t>
-      </w:r>
-      <w:r>
-        <w:rPr>
-          <w:i/>
-        </w:rPr>
-        <w:t>Safe heating</w:t>
-      </w:r>
-      <w:r>
-        <w:t xml:space="preserve"> is met when the fraction of the window above 55 °C is at most 0.05 and the maximum temperature is at most 55 °C. </w:t>
-      </w:r>
-      <w:r>
-        <w:rPr>
-          <w:i/>
-        </w:rPr>
-        <w:t>Success</w:t>
-      </w:r>
-      <w:r>
-        <w:t xml:space="preserve"> requires all four. Three failure modes are defined as complements of the components: thermal failure is failure to warm while heating safely, ROS failure is failure to reach ROS coverage, and overheating is failure of safe heating. A fourth, hypoxic failure, is the complement of hypoxic control. Delivered energy in J cm⁻² and maximum temperature in °C are recorded as continuous outcomes.</w:t>
+        <w:t>The composite endpoint combines four conditions evaluated at the end of the 3,000 s run (Table S2). A case is warm if at least 0.50 of the equally weighted radial nodes have 43 ≤ T ≤ 50 °C. ROS coverage requires at least 0.50 of nodes to have accumulated dose ≥ 0.67 mM. Hypoxic control requires the fraction of nodes with oxygen &lt; 5 µM and subthreshold ROS to be ≤ 0.35. The stored safe-heat flag requires an overheat-node fraction ≤ 0.05 and a final spatial maximum ≤ 55 °C; the latter condition also implies zero final nodes above 55 °C. Success requires all four flags. Thermal failure is NOT warm AND safe_heat, ROS failure is NOT ROS coverage, hypoxic failure is NOT hypoxic control, and overheating is NOT safe_heat. Delivered energy is recorded in J cm⁻². The stored maximum temperature is the final spatial maximum. None of these fractions is a fraction of treatment time or a spherical-volume fraction, and the temperature flags do not exclude earlier thermal excursions or demonstrate absence of tissue injury.</w:t>
       </w:r>
     </w:p>
     <w:p>
@@ -869,7 +851,7 @@
         <w:jc w:val="left"/>
       </w:pPr>
       <w:r>
-        <w:t>All inference is paired at the trial level and clustered at the seed × family × draw level. For a binary paired outcome the estimand is the ratio of summed within-cluster differences to the total number of trials, which equals the difference in success proportions. Cluster bootstrap intervals use 10,000 resamples of the 384 clusters, drawn once per controller × stratum cell and shared across endpoints so that intervals for correlated endpoints remain coherent. The primary test is a cluster-level sign-flip randomisation test with 20,000 sign vectors applied to the within-cluster sums; the test statistic is the ratio of summed signed cluster totals to the total trial count, and the p-value is the proportion of permutations whose absolute statistic is at least the observed absolute statistic, with the observed value included in the reference set. This test is exact under the null of exchangeable signs within a pair and requires no distributional assumption. Because the estimand is a ratio of sums rather than a mean of cluster means, the test remains valid when clusters are unbalanced, which they are once the data are stratified.</w:t>
+        <w:t>All comparisons use within-trial controller-minus-baseline differences. The reported estimand averages over the equally represented families and sensing scenarios of this atlas. Percentile intervals use 10,000 bootstrap resamples of the parent blocks, sampling with replacement within each validation seed and retaining its observed allocation. The same block indices are shared across endpoints in each controller × band cell. Band filtering makes block sizes unequal; ratios of summed differences to summed counts preserve the trial-weighted estimand. The bootstrap preserves reuse across families and scenarios, but does not reproduce the dependent Latin-hypercube sampling law or estimate uncertainty across a population of seeds from only three seeds. Its 95% percentile intervals are therefore approximate empirical sensitivity summaries, not guaranteed design-based confidence intervals.</w:t>
       </w:r>
     </w:p>
     <w:p>
@@ -877,7 +859,7 @@
         <w:jc w:val="left"/>
       </w:pPr>
       <w:r>
-        <w:t>Multiplicity is controlled with Holm's sequentially rejective procedure over a locked family of 12 tests: four controllers × three bands, for the success endpoint (Holm, 1979). A second family of 20 tests covers five mechanism and burden endpoints (thermal failure, ROS failure, hypoxic failure, overheating, delivered energy) across four controllers at the all-trial level. p-values are reported to three decimal places, except that values below 0.001 are reported as such; the minimum attainable permutation p-value with 20,000 permutations is 0.00005.</w:t>
+        <w:t>We additionally report exploratory Monte Carlo sign-flip tests using 20,000 random sign vectors applied to parent-block sums. The two-sided statistic is the absolute trial-weighted mean difference, with p = (1 + number of simulated statistics at least as extreme)/(20,000 + 1). Validity requires invariance of the joint block-difference distribution under the sign flips; zero mean alone is insufficient. There was no random assignment of controller labels, and the Latin-hypercube rows are dependent. We therefore do not claim exact randomisation inference or established population error control. Holm adjustments are applied jointly within two declared descriptive families: the 12 controller × band success contrasts and the 20 all-trial controller × mechanism contrasts (thermal failure, ROS failure, hypoxic failure, overheating, energy). Adjustment cannot repair invalid input p-values. Overall success contrasts are descriptive and excluded from those families. p-values are reported to three decimals, except values below 0.001; the Monte Carlo minimum is 1/20,001.</w:t>
       </w:r>
     </w:p>
     <w:p>
@@ -885,7 +867,7 @@
         <w:jc w:val="left"/>
       </w:pPr>
       <w:r>
-        <w:t>Minimum detectable effects at 80% power are computed as 2.802 times the observed cluster-robust standard error, where 2.802 is the sum of the 0.975 standard-normal quantile and the 0.80 standard-normal quantile (Cohen, 1988). Design effects are reported as the ratio of the cluster-robust variance of the paired difference to the simple random-sampling variance, to make the cost of clustering explicit.</w:t>
+        <w:t>Approximate minimum detectable effects (MDEs) use (z0.975 + z0.80) × bootstrap standard error = 2.802 × standard error for an unadjusted, two-sided 5% normal-approximation test. They are precision summaries, not demonstrated power for the sign-flip procedure or the Holm-controlled family. The results also include conservative Bonferroni-12 normal-approximation planning references in precision_audit.csv. Neither calculation guarantees power under the Latin-hypercube design. Seed-specific effects and the specification curve show variation that the conditional within-seed bootstrap cannot settle.</w:t>
       </w:r>
     </w:p>
     <w:p>
@@ -910,7 +892,7 @@
         <w:jc w:val="left"/>
       </w:pPr>
       <w:r>
-        <w:t>To quantify dependence on analysis choices we recomputed the headline contrast under 16 specifications per controller: four seed subsets (all three seeds, or each seed alone) crossed with four scenario subsets (all scenarios, nominal only at 0 s delay and 0% noise, delayed only at 120 s or more, and noisy only at 10%). Each specification was evaluated with the paired cluster-bootstrap estimator. A naive unpaired difference of proportions with a Wald interval was computed in parallel as a contrast, to show the effect of ignoring pairing. The specification curve reports the fraction of specifications with a positive point estimate, together with the minimum and maximum estimates.</w:t>
+        <w:t>We evaluated 16 seed/scenario specifications per controller: four seed subsets (all seeds, or each seed alone) crossed with all scenarios, nominal only (0 s delay, 0% noise), delayed only (≥ 120 s), and noisy only (10%). Scenario restriction changes the target population and thus the estimand. These analyses measure population and seed sensitivity, not alternative estimates of one invariant effect. Each uses 2,000 parent-block bootstrap replicates; naive unpaired Wald intervals are retained as an illustrative comparator. The primary all-seed/all-scenario estimate is marked in the specification plot, with intervals and a machine-readable specification key. The fraction positive is descriptive, and no significance count is treated as a new family of discoveries.</w:t>
       </w:r>
     </w:p>
     <w:p>
@@ -943,7 +925,7 @@
         <w:jc w:val="left"/>
       </w:pPr>
       <w:r>
-        <w:t>Because Pareto analysis deliberately declines to rank non-dominated points, we also quantified how much a ranking depends on weights. Each objective was min-max normalised across the four controllers and oriented so that larger is better. We then drew 200,000 weight vectors from a uniform Dirichlet distribution over the five objectives, computed the weighted score for each controller, and recorded the rank distribution. This replaces a fixed-weight scalar utility with an explicit statement about how often each controller would be preferred across the space of defensible preferences.</w:t>
+        <w:t>Each objective was min-max normalised across the four alternatives and oriented so that larger is better. We drew 200,000 Dirichlet(1,1,1,1,1) weight vectors and recorded weighted-score ranks. These frequencies are conditional on this particular normalisation, objective set, controller set and weight distribution. They are not probabilities of clinical superiority or a distribution-free statement about preferences. Pareto membership is computed from observed means without uncertainty propagation. The baseline is the reference for changes, not a fifth candidate in the Pareto set.</w:t>
       </w:r>
     </w:p>
     <w:p>
@@ -968,7 +950,7 @@
         <w:jc w:val="left"/>
       </w:pPr>
       <w:r>
-        <w:t>The analysis is implemented in Python 3.12 with NumPy, pandas, SciPy and Matplotlib. A single entry point regenerates every table and figure from the committed trial-level data, and the random seed for resampling is fixed. The trial-level paired dataset, the controller definitions, the scoring rule, the endpoint definitions and the analysis code are archived with a persistent DOI. Figure images are supplied as separate files at 300 dpi and between 900 and 3,000 pixels in each dimension.</w:t>
+        <w:t>The analysis uses Python 3.12 and NumPy, pandas, SciPy and Matplotlib (Hunter, 2007; McKinney, 2010; Harris et al., 2020; Virtanen et al., 2020). Exact package versions and platform information are recorded in environment_versions.json and requirements-revision.txt. No GPU is used. The baseline comparison and resampling code run on the committed data; a reproduction script executes the result, table, figure and document builders in sequence. Images are separate programmatic plots, at 300 dpi and within the journal raster limits. Third-party library references are included below.</w:t>
       </w:r>
     </w:p>
     <w:p>
@@ -1018,7 +1000,7 @@
         <w:jc w:val="left"/>
       </w:pPr>
       <w:r>
-        <w:t>OpenAI ChatGPT (GPT-5) was used in October 2026 to draft and edit the manuscript text and to help structure the analysis code. It was used to accelerate language editing and code organisation, not to generate, analyse or interpret data. No numerical result in this article originates from the tool: every statistic was produced by executing the analysis code on the committed trial-level data and was checked by the author against the program output. The author confirms the originality and accuracy of the content, has reviewed the tool's terms of use and confirms that this use is consistent with them, and takes full responsibility for the integrity of the article, including the accuracy of all references. Generative AI was not used to create, alter or manipulate any figure, image or research datum; all figures were generated programmatically from the analysis outputs by the committed Python code.</w:t>
+        <w:t>OpenAI ChatGPT (GPT-5) was previously used for drafting and code organisation. OpenAI Codex (GPT-6) was used in October 2026 to audit the submission, revise the statistical implementation and manuscript, and execute reproducibility and layout checks. AI assistance included identifying analysis defects, drafting revised code and text, and interpreting program output; it was not limited to language editing. All reported statistics are produced by the supplied executable code from the committed simulation data. No generative image model was used. Figures are deterministic plots generated by Python from the result files. The author remains responsible for verifying the revised analyses, interpretations and references and for retaining relevant prompt and revision records. The author confirms originality and accuracy, confirms having reviewed the tools’ terms of use for suitability, and takes responsibility for the integrity of the whole article, including references.</w:t>
       </w:r>
     </w:p>
     <w:p>
@@ -1051,7 +1033,7 @@
           <w:i/>
           <w:sz w:val="24"/>
         </w:rPr>
-        <w:t>No controller improves overall success</w:t>
+        <w:t>All overall point estimates are negative</w:t>
       </w:r>
     </w:p>
     <w:p>
@@ -1059,7 +1041,7 @@
         <w:jc w:val="left"/>
       </w:pPr>
       <w:r>
-        <w:t>Across all 4,608 paired trials per controller, the baseline success rate was 0.560. Three of the four controllers had negative point estimates and one was indistinguishable from zero (Table 1, Fig. 2). Smoothed predictive changed success by -0.018 (95% CI -0.041 to 0.005; permutation p = 0.121; minimum detectable effect 0.033). Thermal-floor predictive changed success by -0.049 (-0.081 to -0.016; p = 0.004; MDE 0.046). Constrained optimized changed success by -0.007 (-0.037 to 0.024; p = 0.659; MDE 0.044). Reduced-order MPC changed success by -0.432 (-0.472 to -0.391; p &lt; 0.001; MDE 0.058). The confidence intervals for thermal-floor predictive and reduced-order MPC exclude zero, and both are negative. No controller produced a positive overall effect whose interval excluded zero.</w:t>
+        <w:t>Across 4,608 paired comparisons per controller, the baseline success rate was 0.560 (Table 1, Fig. 2). Smoothed predictive changed success by -0.018 (95% CI -0.051 to 0.013; p = 0.272). Thermal-floor predictive changed success by -0.049 (95% CI -0.097 to 0.001; p = 0.061). Constrained optimized changed success by -0.007 (95% CI -0.046 to 0.033; p = 0.737). Reduced-order MPC changed success by -0.432 (95% CI -0.497 to -0.365; p &lt; 0.001). All four point estimates were negative. Only the reduced-order MPC interval excluded zero under the revised parent-block bootstrap; the other three included zero. No alternative demonstrated improved overall success. These intervals and p-values retain the conditional, approximate interpretation specified in Methods.</w:t>
       </w:r>
     </w:p>
     <w:p>
@@ -1067,7 +1049,7 @@
         <w:jc w:val="left"/>
       </w:pPr>
       <w:r>
-        <w:t>The minimum detectable effects are informative about precision rather than about effect size. With 384 clusters and 4,608 paired trials, the design could detect a success difference of about 3.3 to 5.8 percentage points at 80% power. The observed effects for three controllers are at or below that threshold, so the correct reading of their intervals is that a small benefit cannot be excluded, not that a benefit was demonstrated. The design effect for the paired success difference ranged from 2.56 for smoothed predictive to 5.54 for reduced-order MPC, confirming that clustering is substantial and that trial-level inference would have been badly anticonservative.</w:t>
+        <w:t>Approximate all-trial per-comparison MDEs ranged from 0.046 to 0.093. The matching low-band MDEs were 0.080, 0.135 and 0.103 for smoothed predictive, thermal-floor predictive and Constrained optimized respectively. A band contrast has its own precision and cannot be judged against the all-trial MDE. Inclusion of zero in an interval does not establish equivalence or a benefit.</w:t>
       </w:r>
     </w:p>
     <w:p>
@@ -1092,7 +1074,7 @@
         <w:jc w:val="left"/>
       </w:pPr>
       <w:r>
-        <w:t>The four controllers do not fail in the same way, and the pattern explains why a single success rate is an inadequate summary (Table 2, Fig. 3). Smoothed predictive was the only controller that reduced overheating, by 0.012 (-0.024 to -0.000; p = 0.050; Holm-adjusted p = 0.050), but it increased thermal failure by 0.038 (0.016 to 0.060; p &lt; 0.001; Holm-adjusted p = 0.003) while reducing ROS failure by 0.023 (-0.036 to -0.013; Holm-adjusted p &lt; 0.001) and saving 23.5 J cm⁻² (-29.5 to -17.5; Holm-adjusted p &lt; 0.001). Constrained optimized increased overheating by 0.020 (0.008 to 0.031; Holm-adjusted p = 0.002) and saved 59.1 J cm⁻² (-63.4 to -54.8; Holm-adjusted p &lt; 0.001), with no detectable change in thermal failure (-0.010, -0.042 to 0.021) or ROS failure (-0.002, -0.012 to 0.009). Thermal-floor predictive reduced thermal failure by 0.037 (-0.067 to -0.006; Holm-adjusted p = 0.042) and ROS failure by 0.017 (-0.028 to -0.007; Holm-adjusted p = 0.004), but increased overheating by 0.095 (0.081 to 0.110; Holm-adjusted p &lt; 0.001) and spent 44.2 J cm⁻² more (36.3 to 52.5; Holm-adjusted p &lt; 0.001). Reduced-order MPC reduced thermal failure by 0.048 (-0.081 to -0.018; Holm-adjusted p = 0.008) and ROS failure by 0.054 (-0.072 to -0.037; Holm-adjusted p &lt; 0.001), but increased overheating by 0.497 (0.471 to 0.523; Holm-adjusted p &lt; 0.001), spent 549.7 J cm⁻² more (521.6 to 578.3; Holm-adjusted p &lt; 0.001), and raised maximum temperature by 15.7 °C (14.8 to 16.6). Hypoxic failure did not change for any controller; all four deltas were exactly 0.000 with degenerate intervals, so hypoxia is not the axis along which these controllers differ.</w:t>
+        <w:t>Changes in the stored final-time endpoints differed across alternatives (Table 2, Fig. 3). Smoothed predictive: thermal failure +0.038 (0.009 to 0.069; Holm-adjusted p = 0.143), ROS failure -0.023 (-0.041 to -0.009; Holm-adjusted p = 0.031), overheating -0.012 (-0.025 to 0.003; Holm-adjusted p = 0.828), energy (J cm⁻²) -23.5 (-33.6 to -13.2; Holm-adjusted p &lt; 0.001). Thermal-floor predictive: thermal failure -0.037 (-0.081 to 0.006; Holm-adjusted p = 0.828), ROS failure -0.017 (-0.031 to -0.005; Holm-adjusted p = 0.124), overheating +0.095 (0.074 to 0.116; Holm-adjusted p &lt; 0.001), energy (J cm⁻²) +44.2 (31.1 to 57.8; Holm-adjusted p &lt; 0.001). Constrained optimized: thermal failure -0.010 (-0.052 to 0.030; Holm-adjusted p = 1.000), ROS failure -0.002 (-0.015 to 0.010; Holm-adjusted p = 1.000), overheating +0.020 (0.008 to 0.031; Holm-adjusted p = 0.027), energy (J cm⁻²) -59.1 (-65.3 to -53.0; Holm-adjusted p &lt; 0.001). Reduced-order MPC: thermal failure -0.048 (-0.093 to -0.003; Holm-adjusted p = 0.336), ROS failure -0.054 (-0.079 to -0.031; Holm-adjusted p &lt; 0.001), overheating +0.497 (0.456 to 0.538; Holm-adjusted p &lt; 0.001), energy (J cm⁻²) +549.7 (498.2 to 603.5; Holm-adjusted p &lt; 0.001). Hypoxic-failure changes were zero for all four alternatives, with degenerate empirical intervals. These are adjusted exploratory summaries under the stated sign-symmetry assumption; they are not confirmatory clinical findings.</w:t>
       </w:r>
     </w:p>
     <w:p>
@@ -1100,7 +1082,7 @@
         <w:jc w:val="left"/>
       </w:pPr>
       <w:r>
-        <w:t>The pattern is a genuine trade-off rather than a set of independent wins. Smoothed predictive buys safety and energy savings with underdosing. Constrained optimized buys energy savings with overheating. Thermal-floor predictive buys thermal and ROS reliability with overheating and energy cost. Reduced-order MPC buys thermal and ROS reliability with a large overheating and energy penalty. No controller improves the efficacy endpoint and the safety endpoint simultaneously.</w:t>
+        <w:t>Thermal failure excludes cases failing the final-time temperature criterion. Its reduction can therefore arise from movement into overheating, rather than improved heating reliability. The executable analysis supplies the joint warm/safe endpoint counts in warm_safe_joint.csv. We do not infer a causal mechanism from marginal failure differences. The observed increase in MPC overheating and energy, together with its lower success rate, is specific to this simplified benchmark and these final-time definitions.</w:t>
       </w:r>
     </w:p>
     <w:p>
@@ -1117,7 +1099,7 @@
           <w:i/>
           <w:sz w:val="24"/>
         </w:rPr>
-        <w:t>Apparent gains in the predicted-low band do not survive correction</w:t>
+        <w:t>Positive low-band estimates remain imprecise</w:t>
       </w:r>
     </w:p>
     <w:p>
@@ -1125,7 +1107,7 @@
         <w:jc w:val="left"/>
       </w:pPr>
       <w:r>
-        <w:t>In the predicted-low band (n = 1,122 pairs, 181 clusters), where the baseline success rate was 0.383, the three plausible controllers all had positive point estimates (Table 3). Smoothed predictive changed success by +0.031 (95% CI -0.012 to 0.075; p = 0.181). Thermal-floor predictive changed success by +0.056 (-0.011 to 0.122; p = 0.126). Constrained optimized changed success by +0.050 (-0.012 to 0.112; p = 0.132). Reduced-order MPC changed success by -0.210 (-0.283 to -0.140; p &lt; 0.001). After Holm adjustment across the 12 controller × band tests, the adjusted p-value was 0.629 for each of the three positive estimates, and below 0.001 for reduced-order MPC. Every confidence interval for the three positive estimates includes zero.</w:t>
+        <w:t>The retrospective low band contains 1,122 pairs in 54 parent blocks, with baseline success 0.383 (Table 3). Smoothed predictive: +0.031 (95% CI -0.025 to 0.087; p = 0.302); Holm-adjusted p = 1.000. Thermal-floor predictive: +0.056 (95% CI -0.040 to 0.149; p = 0.297); Holm-adjusted p = 1.000. Constrained optimized: +0.050 (95% CI -0.024 to 0.122; p = 0.215); Holm-adjusted p = 1.000. Reduced-order MPC: -0.210 (95% CI -0.319 to -0.111; p &lt; 0.001); Holm-adjusted p = 0.002. The three positive estimates already had unadjusted intervals spanning zero. Holm correction did not change their non-significant status.</w:t>
       </w:r>
     </w:p>
     <w:p>
@@ -1133,7 +1115,7 @@
         <w:jc w:val="left"/>
       </w:pPr>
       <w:r>
-        <w:t>This is the result that most changes the interpretation of the atlas. Taken one controller at a time, and without correction, a +0.056 change in a stratum with a 0.383 baseline is a relative improvement of about 15% and would read as a promising signal. Taken as one of twelve comparisons, with an interval that spans zero and a minimum detectable effect of 0.095 for that cell, it is not evidence of benefit. The point estimates are consistent with a real but small effect that this design cannot resolve, and they are equally consistent with no effect. The honest statement is that the predicted-low band shows a non-significant positive signal that requires a larger atlas or a lower-variance endpoint to settle.</w:t>
+        <w:t>The low-band point estimates are compatible with benefit, no effect or harm within their approximate intervals. They are insufficient to identify a useful controller or to justify a prospective selection rule. In addition, band membership is defined partly by realised baseline energy, so these comparisons describe cases after baseline simulation; they are not evidence of treatment-effect modification identifiable before treatment.</w:t>
       </w:r>
     </w:p>
     <w:p>
@@ -1150,7 +1132,7 @@
           <w:i/>
           <w:sz w:val="24"/>
         </w:rPr>
-        <w:t>Predicted-high cases are systematically harmed</w:t>
+        <w:t>High-band success changes are consistently negative</w:t>
       </w:r>
     </w:p>
     <w:p>
@@ -1158,7 +1140,7 @@
         <w:jc w:val="left"/>
       </w:pPr>
       <w:r>
-        <w:t>In the predicted-high band (n = 1,812 pairs, 238 clusters), where the baseline success rate was 0.746, every controller had a negative point estimate and three remained significant after correction. Smoothed predictive changed success by -0.063 (-0.096 to -0.028; p &lt; 0.001; Holm-adjusted p = 0.002). Thermal-floor predictive changed success by -0.119 (-0.164 to -0.073; p &lt; 0.001; Holm-adjusted p &lt; 0.001). Constrained optimized changed success by -0.047 (-0.090 to -0.003; p = 0.035), but this did not survive correction (Holm-adjusted p = 0.245). Reduced-order MPC changed success by -0.645 (-0.691 to -0.596; p &lt; 0.001; Holm-adjusted p &lt; 0.001). In the predicted-intermediate band only reduced-order MPC changed success significantly (-0.351, -0.409 to -0.293; Holm-adjusted p &lt; 0.001); the other three estimates were within 0.043 of zero and none survived correction.</w:t>
+        <w:t>The retrospective high band contains 1,812 pairs in 72 parent blocks, with baseline success 0.746. Smoothed predictive: -0.063 (95% CI -0.107 to -0.016; p = 0.015); Holm-adjusted p = 0.121. Thermal-floor predictive: -0.119 (95% CI -0.183 to -0.051; p = 0.002); Holm-adjusted p = 0.021. Constrained optimized: -0.047 (95% CI -0.103 to 0.012; p = 0.130); Holm-adjusted p = 0.910. Reduced-order MPC: -0.645 (95% CI -0.711 to -0.573; p &lt; 0.001); Holm-adjusted p &lt; 0.001. Under the revised exploratory testing procedure, thermal-floor predictive and reduced-order MPC retained adjusted p-values below 0.05. Smoothed predictive and Constrained optimized did not. The intermediate band contains 1,674 pairs in 81 parent blocks; its results appear in Table 3. Blocks can contribute trials to more than one band.</w:t>
       </w:r>
     </w:p>
     <w:p>
@@ -1166,7 +1148,7 @@
         <w:jc w:val="left"/>
       </w:pPr>
       <w:r>
-        <w:t>The asymmetry is the substantive finding. The controllers were designed to rescue cases that the baseline handles poorly, and in the band where the baseline already succeeds most of the time they interfere with a working protocol. This is consistent with a mechanism in which delay-dependent safety gates and floors, calibrated to protect marginal cases, trigger unnecessarily when the baseline is already on target. It also means that any claim of benefit must be conditional on a band, and that a marginal-band benefit would have to be weighed against a high-band cost in any deployment decision.</w:t>
+        <w:t>Negative high-band estimates indicate that changing the baseline policy can reduce the composite endpoint in cases with a high retrospective baseline score. The data do not establish why a gate or floor fired, whether it was unnecessary, or whether the effect could be predicted prospectively. Trace-level interventions or controller ablations would be needed to support such mechanistic explanations.</w:t>
       </w:r>
     </w:p>
     <w:p>
@@ -1183,7 +1165,7 @@
           <w:i/>
           <w:sz w:val="24"/>
         </w:rPr>
-        <w:t>No controller is Pareto-dominant and no weighting gives a robust winner</w:t>
+        <w:t>Non-dominance and ranks depend on the declared objectives</w:t>
       </w:r>
     </w:p>
     <w:p>
@@ -1191,7 +1173,7 @@
         <w:jc w:val="left"/>
       </w:pPr>
       <w:r>
-        <w:t>Over the five objectives, no controller dominated any other and none was dominated, so all four are Pareto optimal (Fig. 4). The dominance matrix is empty. This is not a technicality: it follows directly from the mechanism pattern, because each controller is best on at least one objective and worst on at least one other. Smoothed predictive is best on overheating and competitive on energy. Constrained optimized is best on energy. Thermal-floor predictive is best on thermal failure. Reduced-order MPC is best on ROS failure.</w:t>
+        <w:t>Across the five observed objectives, none of the four alternatives dominated another (Fig. 4). This descriptive result does not require every alternative to be best on an individual objective. Constrained optimized had the least negative success change and largest energy saving; smoothed predictive had the lowest overheating change; reduced-order MPC had the largest reductions in the stored thermal- and ROS-failure rates. Thermal-floor predictive was not best on any single objective, but its combination was not dominated. Sampling uncertainty and alternative endpoint definitions could change the frontier.</w:t>
       </w:r>
     </w:p>
     <w:p>
@@ -1199,7 +1181,7 @@
         <w:jc w:val="left"/>
       </w:pPr>
       <w:r>
-        <w:t>Rank stability under random weights shows how little the Pareto structure constrains a recommendation (Table S3). Across 200,000 Dirichlet weight draws, thermal-floor predictive ranked first in 38.5% of draws, smoothed predictive in 27.9%, constrained optimized in 22.8%, and reduced-order MPC in 10.7%. Thermal-floor predictive was in the top two in 69.5% of draws. Reduced-order MPC was ranked last in 72.3% of draws. No controller is preferred under a majority of defensible weightings, and the most frequent winner changes with the weighting. A paper that reported only the argmax of one fixed utility would therefore have reported a preference, not a finding.</w:t>
+        <w:t>Under the specified 200,000 Dirichlet weight draws, thermal-floor predictive ranked first in 38.5%, smoothed predictive in 27.9%, Constrained optimized in 22.8%, and reduced-order MPC in 10.7% (Table S3). Thermal-floor predictive ranked in the top two in 69.5%, while MPC ranked last in 72.3%. No alternative ranked first in more than half of these sampled vectors. This statement concerns the chosen weight distribution; it does not say that every weighting lacks a winner or that the weight distribution represents clinical preferences.</w:t>
       </w:r>
     </w:p>
     <w:p>
@@ -1224,7 +1206,7 @@
         <w:jc w:val="left"/>
       </w:pPr>
       <w:r>
-        <w:t>The specification curve makes the dependence explicit (Fig. 5). Across the 16 specifications per controller, the point estimate was positive in 37.5% of specifications for constrained optimized (range -0.104 to +0.125), 25% for smoothed predictive (-0.100 to +0.020), 25% for thermal-floor predictive (-0.174 to +0.117), and 0% for reduced-order MPC (-0.617 to -0.281). The primary specification, all seeds and all scenarios with the paired estimator, is a single point in each panel.</w:t>
+        <w:t>The descriptive specification curve shows population sensitivity (Fig. 5). Across 16 seed/scenario subsets, estimates were positive in 37.5% for Constrained optimized (range -0.104 to +0.125), 25% for smoothed predictive (-0.100 to +0.020), 25% for thermal-floor predictive (-0.174 to +0.117), and 0% for reduced-order MPC (-0.617 to -0.281). The primary all-seed/all-scenario point is marked by a diamond. Intervals visualise approximate within-subset precision; the key supplies each subset identity.</w:t>
       </w:r>
     </w:p>
     <w:p>
@@ -1232,7 +1214,7 @@
         <w:jc w:val="left"/>
       </w:pPr>
       <w:r>
-        <w:t>The pattern shows which choices matter. Restricting to the nominal scenario moves estimates upward for the three plausible controllers, because the nominal scenario removes the delay and noise conditions in which the safety gates misfire. Restricting to a single seed moves estimates in either direction by amounts comparable to the effects themselves, which is the seed-variance problem described for reinforcement-learning benchmarks. The naive unpaired estimator produces wider intervals and, for some specifications, a different significance verdict, because it discards the pairing that removes between-draw heterogeneity. None of these choices is indefensible in isolation. That is precisely the problem: a result that changes sign across defensible choices should not be reported as a sign.</w:t>
+        <w:t>Nominal-only comparisons omit the delays and noise included in the full atlas, and therefore answer a different population question. Single-seed subsets show variation across the three realised Latin-hypercube designs. The naive unpaired comparator changes the interval calculation, not the paired mean difference. These contrasts show that scenario selection, seed selection and variance estimation should be reported separately. They do not prove that arbitrary analyst choices reverse an otherwise fixed population effect.</w:t>
       </w:r>
     </w:p>
     <w:p>
@@ -1257,7 +1239,7 @@
         <w:jc w:val="left"/>
       </w:pPr>
       <w:r>
-        <w:t>The bands are only as good as the score that defines them. Discrimination was 0.688 overall in the validation atlas, ranged from 0.590 to 0.727 across the 12 seed × family cells, and fell to 0.610 on a fully held-out seed with a Brier score of 0.265 (Table S1). Calibration was reasonable in the aggregate but coarse at the band level: observed baseline success was 0.383 in the predicted-low band, 0.477 in the predicted-intermediate band and 0.746 in the predicted-high band, against mean predicted probabilities of 0.398, 0.475 and 0.763 respectively. The ordering is correct and the spread is large, which is why stratification is informative. The overlap between adjacent bands is substantial, which is why a band label should not be read as a case-level prediction.</w:t>
+        <w:t>The retrospective score has validation AUC 0.688 and held-out-seed AUC 0.610 with Brier score 0.265 (Table S1). Mean predicted probabilities in the low, intermediate and high bands were 0.268, 0.480, 0.764, compared with observed baseline success 0.383, 0.477 and 0.746. The low band underpredicts observed success. An external Brier score of 0.265 is worse than the approximately 0.250 score of a constant forecast at the external prevalence. AUC alone is therefore insufficient evidence of useful calibration, and none of these retrospective diagnostics validates a pre-treatment score.</w:t>
       </w:r>
     </w:p>
     <w:p>
@@ -1298,7 +1280,7 @@
         <w:jc w:val="left"/>
       </w:pPr>
       <w:r>
-        <w:t>Four delayed-feedback controllers for coupled photothermal-photodynamic simulation were compared with delayed full feedback across 4,608 paired trials each, with cluster-robust intervals, exact permutation tests, Holm correction, minimum detectable effects, a specification curve and a Pareto analysis. No controller improved overall success. Three controllers significantly reduced success overall or in the predicted-high band. In the predicted-low band, where a benefit was most plausible, all three plausible controllers had positive point estimates of 0.031 to 0.056, and none survived multiplicity correction; the Holm-adjusted p-value was 0.629 in every case. All four controllers were Pareto non-dominated, no weighting produced a majority winner, and the sign of the headline effect changed across defensible analysis choices for three of the four controllers.</w:t>
+        <w:t>Four delayed-feedback alternatives had negative overall point estimates against delayed full feedback. Parent-block resampling widened uncertainty relative to treating family variants as separate draws, and thermal-floor predictive no longer had an all-trial interval excluding zero. Low-band positive estimates remained imprecise before and after correction. All four alternatives were non-dominated at observed means under the declared objectives. The principal methodological finding is that reproducibility alone does not establish correct sampling units, valid score provenance or appropriate endpoint interpretation.</w:t>
       </w:r>
     </w:p>
     <w:p>
@@ -1315,7 +1297,7 @@
           <w:i/>
           <w:sz w:val="24"/>
         </w:rPr>
-        <w:t>Why locked evaluation changes the conclusion</w:t>
+        <w:t>Why auditing the evaluation changes the conclusion</w:t>
       </w:r>
     </w:p>
     <w:p>
@@ -1323,7 +1305,7 @@
         <w:jc w:val="left"/>
       </w:pPr>
       <w:r>
-        <w:t>The difference between this result and a conventional report is not the data. It is the inferential frame. A conventional analysis would have compared controllers in the nominal scenario, or pooled scenarios without clustering, and would have reported the predicted-low uplift as a positive finding. Each of those steps is individually defensible and collectively misleading. Removing delay and noise removes the conditions the safety gates were built for. Pooling without clustering treats 12 trials from the same draw as independent, which the design effect of 2.6 to 5.5 shows they are not. Reporting one controller × one stratum without correction ignores that twelve such cells were examined. The specification curve quantifies the cumulative effect of these choices: for constrained optimized the estimate ranges from -0.104 to +0.125 across 16 defensible specifications, which is wider than any effect the study could reliably detect.</w:t>
+        <w:t>The same committed outcomes can produce different uncertainty summaries when dependent family variants are treated as independent samples. The revised grouping preserves their common parent draw, while seed-stratified resampling retains the observed seed allocation. Similarly, grouping on a baseline score is not prospective stratification when realised baseline intensity enters the features. Neither a frozen equation nor a fixed random seed removes these design issues. The revisions retain all original trial outcomes and point estimates rather than selecting a more favourable controller result.</w:t>
       </w:r>
     </w:p>
     <w:p>
@@ -1331,7 +1313,7 @@
         <w:jc w:val="left"/>
       </w:pPr>
       <w:r>
-        <w:t>This is the same phenomenon that the multiverse and specification-curve literature documents in the social sciences (Simmons et al., 2011; Steegen et al., 2016; Simonsohn et al., 2020), and that benchmark studies document in machine learning (Henderson et al., 2018; Agarwal et al., 2021; Pineau et al., 2021). What is new here is the domain. Controller evaluation for therapy software has a VVUQ tradition that is strong on model credibility and weak on comparative inference, and the gap is consequential because controller rankings are used to justify design choices.</w:t>
+        <w:t>This is the same phenomenon that the multiverse and specification-curve literature documents in the social sciences (Simmons, Nelson &amp; Simonsohn, 2011; Steegen et al., 2016; Simonsohn, Simmons &amp; Nelson, 2020), and that benchmark studies document in machine learning (Henderson et al., 2018; Agarwal et al., 2021; Pineau et al., 2021). In this case study, the same concerns arise in therapy-software evaluation. Model credibility and comparative performance are distinct questions, and reproducible outputs can still support an invalid interpretation if sampling and scoring assumptions are not audited.</w:t>
       </w:r>
     </w:p>
     <w:p>
@@ -1356,7 +1338,7 @@
         <w:jc w:val="left"/>
       </w:pPr>
       <w:r>
-        <w:t>The controllers studied here belong to a well-developed line of thermal-therapy control work. Model predictive control for magnetic nanoparticle hyperthermia has been demonstrated in simulation and in phantom (Sebeke et al., 2019; Lad et al., 2025; Abu-Ayyad et al., 2024), temperature-feedback control has been validated on clinical hardware (Sharma et al., 2023), and earlier work established the feasibility of temperature-based feedback for phased-array heating (Kowalski &amp; Jin, 2003). Our reduced-order MPC is a deliberately simplified receding-horizon benchmark rather than a full MPC implementation, and its poor performance here should be read as a statement about a four-step reduced model under 0 to 180 s of delay, not about MPC in general.</w:t>
+        <w:t>The controllers studied here are related to thermal-therapy control work, including MR-HIFU control (Sebeke et al., 2019), magnetic nanoparticle hyperthermia (Abu-Ayyad et al., 2024; Lad et al., 2025), temperature-feedback hardware (Sharma et al., 2023), and phased-array heating (Kowalski &amp; Jin, 2003). Our reduced-order MPC is a simplified receding-horizon benchmark. Its poor performance in this atlas concerns a four-step reduced model under 0–180 s sensing delay, not MPC in general.</w:t>
       </w:r>
     </w:p>
     <w:p>
@@ -1364,7 +1346,7 @@
         <w:jc w:val="left"/>
       </w:pPr>
       <w:r>
-        <w:t>The VVUQ literature supplies the framing for the credibility question (Mulugeta et al., 2018; Erdemir et al., 2020; Pathmanathan et al., 2017; Santiago et al., 2022; Steinman &amp; Migliavacca, 2018; Sel et al., 2025) and for the specific case of imaging and oncology models (Akhlaghi et al., 2019; Wu et al., 2022; Collin et al., 2022). Our contribution is complementary: we assume the model is credible enough to serve as a testbed and ask a comparative question about decision rules within it. The two questions are different, and a credible model can still yield an unsupported controller ranking if the comparison is not designed.</w:t>
+        <w:t>The VVUQ literature supplies the framing for the credibility question (Pathmanathan et al., 2017; Mulugeta et al., 2018; Steinman &amp; Migliavacca, 2018; Erdemir et al., 2020; Santiago et al., 2022; Sel et al., 2025) and for the specific case of imaging and oncology models (Akhlaghi et al., 2019; Collin et al., 2022; Wu et al., 2022). Our contribution is complementary: we assume the model is credible enough to serve as a testbed and ask a comparative question about decision rules within it. The two questions are different, and a credible model can still yield an unsupported controller ranking if the comparison is not designed.</w:t>
       </w:r>
     </w:p>
     <w:p>
@@ -1372,7 +1354,7 @@
         <w:jc w:val="left"/>
       </w:pPr>
       <w:r>
-        <w:t>The statistical components are standard. Cluster bootstrap intervals follow Efron and Tibshirani (Efron &amp; Tibshirani, 1993; DiCiccio &amp; Efron, 1996), sign-flip permutation inference for clustered data follows Winkler et al. (2014), and Holm control follows Holm (1979). The multi-objective framing follows the Pareto tradition in multi-objective optimisation (Verma et al., 2021). None of these methods is novel in isolation; the contribution is their combination into a protocol that is cheap to run, hard to game, and informative when the answer is negative.</w:t>
+        <w:t>The statistical components are established: bootstrap methods (Efron &amp; Tibshirani, 1993; DiCiccio &amp; Efron, 1996), sign-flip inference under exchangeability (Winkler et al., 2014), Holm adjustment (Holm, 1979), and Pareto analysis (Verma, Pant &amp; Snasel, 2021). Their implementation must be checked against the actual data-generating process. This study does not validate a new inferential method. It supplies an auditable case study and software workflow that expose sampling, scoring and endpoint assumptions.</w:t>
       </w:r>
     </w:p>
     <w:p>
@@ -1397,7 +1379,7 @@
         <w:jc w:val="left"/>
       </w:pPr>
       <w:r>
-        <w:t>Three practices follow directly. First, report the paired difference with a cluster-robust interval, not two marginal success rates. The marginal rates in this atlas differ by less than the clustering-induced uncertainty in several cells. Second, correct for the number of controller × endpoint × stratum cells examined, and state the family in advance. The predicted-low signal here is real as a point estimate and absent as evidence after correction. Third, report the multi-endpoint trade-off and decline to scalarise it. The Pareto analysis shows that every controller is best somewhere; a single utility would have hidden that.</w:t>
+        <w:t>Practical reporting should identify the parent sampling unit and any reuse of it, show paired effects with their uncertainty assumptions, and state every multiplicity family in executable form. Score features should be traced to the time at which they become available. Endpoint names should distinguish spatial coverage at the final time from coverage over treatment time. Multi-objective summaries should state the candidate set, normalisation and preference distribution, and distinguish observed non-dominance from uncertainty about dominance.</w:t>
       </w:r>
     </w:p>
     <w:p>
@@ -1405,7 +1387,7 @@
         <w:jc w:val="left"/>
       </w:pPr>
       <w:r>
-        <w:t>A fourth implication concerns the reporting of negative results. The most useful output of this study is not a winner but a bound: the design could detect a 3.3 to 5.8 percentage point change at 80% power, and the observed predicted-low effects sit below that bound. Reporting the bound converts an ambiguous null into an actionable statement about what a follow-up atlas would need to resolve.</w:t>
+        <w:t>A precision summary is useful only for its corresponding population and procedure. The per-comparison normal-approximation MDE is not a familywise power guarantee, and adding seeds need not improve precision at the ideal inverse-square-root rate. Follow-up planning should simulate the full sampling and testing workflow under stated effect sizes, including the Latin-hypercube design, repeated model families and band assignment. A larger atlas cannot by itself make a retrospective score prospective.</w:t>
       </w:r>
     </w:p>
     <w:p>
@@ -1430,7 +1412,15 @@
         <w:jc w:val="left"/>
       </w:pPr>
       <w:r>
-        <w:t>The model is a screening-level one-dimensional radial representation, not a patient-specific or three-dimensional model. It omits angular heterogeneity, discrete vasculature, and the full optical transport that a production simulator would include. The conclusions are therefore about controller behaviour in this testbed, and transferring them to a clinical setting would require re-running the protocol on a higher-fidelity model. The scoring rule has only modest discrimination (AUC 0.610 on a fully held-out seed), so the bands are coarse; a better score would sharpen the stratified estimates but would not by itself change the overall null. The atlas uses three validation seeds, chosen to keep the compute budget tractable; seed-level variance is visible in the specification curve and is one reason the intervals are wide. The constrained-optimized controller was selected from 20 candidates on two training seeds, which is a small search; a larger search could plausibly find a better parameterisation, though the locked validation would still be the test. Finally, the protocol is locked in code rather than prospectively registered, and while the artefact supports reproducibility, it cannot prove that no analyst saw a validation output before a threshold was set.</w:t>
+        <w:t>The model is a one-dimensional radial screening representation, without angular heterogeneity, discrete vasculature or full optical transport. Its endpoints weight radial nodes equally, so central and peripheral tissue volumes do not receive spherical-volume weights. Final-time heating does not capture cumulative thermal dose or maximum temperature over treatment. The composite threshold has not been clinically validated. The retrospective score includes baseline treatment information and has modest discrimination and imperfect calibration. Consequently, none of the band results supports patient selection or clinical benefit.</w:t>
+      </w:r>
+    </w:p>
+    <w:p>
+      <w:pPr>
+        <w:jc w:val="left"/>
+      </w:pPr>
+      <w:r>
+        <w:t>The three realised Latin-hypercube designs supply dependent rows; the empirical parent-block bootstrap does not reproduce that sampling law. Treating seeds as fixed strata avoids pretending that three seeds provide a well-characterised seed distribution, but leaves between-seed uncertainty unresolved. Sign-flip p-values require a symmetry assumption not established by randomised controller assignment; Holm adjustment does not remove this limitation. The 16 specifications and weight analysis are descriptive and partly overlapping. The revised analysis was undertaken after outcomes were available. It improves transparency but is not an independently confirmed protocol.</w:t>
       </w:r>
     </w:p>
     <w:p>
@@ -1455,7 +1445,7 @@
         <w:jc w:val="left"/>
       </w:pPr>
       <w:r>
-        <w:t>Three extensions would strengthen the design. A ten-seed atlas would roughly halve the minimum detectable effect and would settle whether the predicted-low signal is real; the compute cost is four to six hours of serial simulation per controller, which is feasible. A pre-registered version, with the analysis plan deposited before the validation seeds are run, would remove the residual ambiguity about locking. A hierarchical model that borrows strength across bands, rather than testing each band separately, would improve precision without inflating the family of tests. The protocol itself is model-agnostic and should transfer to other closed-loop therapy software, including radiation dose adaptation and drug-infusion control, wherever paired simulation and multi-endpoint outcomes are available.</w:t>
+        <w:t>Future work should first define prospective score features and fit them on independent development simulations. New validation runs should independently sample family-specific cases or explicitly preserve shared draws in a design-aware analysis. Dense traces should record treatment-wide peak temperature, time coverage and thermal dose, with volume-weighted spatial endpoints reported separately. More independently generated Latin-hypercube seeds would support empirical evaluation of uncertainty coverage and power. Controller ablations could test the proposed gate and floor mechanisms. These are new experiments; the present revision does not claim to have performed them.</w:t>
       </w:r>
     </w:p>
     <w:p>
@@ -1479,7 +1469,7 @@
         <w:jc w:val="left"/>
       </w:pPr>
       <w:r>
-        <w:t>A locked, paired, multiplicity-controlled evaluation of four delayed-feedback controllers for coupled photothermal-photodynamic simulation found no controller that improves overall success. The apparent benefit in the predicted-low band, +0.031 to +0.056, did not survive correction, and three controllers significantly reduced success in the predicted-high band. All four controllers were Pareto non-dominated, no weighting produced a majority winner, and the sign of the headline effect changed across defensible analysis choices. The protocol, not the ranking, is the transferable contribution: cluster-robust intervals, exact permutation tests, declared multiplicity families, minimum detectable effects, a specification curve and an explicit Pareto statement together turn an ambiguous comparison into a bounded and reproducible one. Controller evaluations for therapy software should adopt these reporting requirements, because a single success rate can reverse the ranking.</w:t>
+        <w:t>Reanalysis of the existing atlas found no alternative demonstrating improved overall composite success. The three positive low-band estimates were non-significant before and after Holm adjustment, and their baseline-derived membership is retrospective. The four alternatives were mutually non-dominated at observed means under the specified objectives, while ranks varied with sampled preferences. Controller comparisons should document the sampling unit, feature provenance, endpoint computation, multiplicity implementation and population targeted by each sensitivity analysis. Exact numerical reproduction is necessary for auditability but does not establish inferential or clinical validity.</w:t>
       </w:r>
     </w:p>
     <w:p>
@@ -1672,7 +1662,7 @@
         <w:jc w:val="left"/>
       </w:pPr>
       <w:r>
-        <w:t xml:space="preserve">Collin CB, Gebhardt T, Golebiewski M, Karaderi T, Hillemanns M, Khan FM, Salehzadeh-Yazdi A, Kirschner M, Krobitsch S, Kuepfer L. 2022. Computational models for clinical applications in personalized medicine: guidelines and recommendations for data integration and model validation. </w:t>
+        <w:t xml:space="preserve">Collin CB, Gebhardt T, Golebiewski M, Karaderi T, Hillemanns M, Khan FM, Salehzadeh-Yazdi A, Kirschner M, Krobitsch S, EU-STANDS4PM consortium, Kuepfer L. 2022. Computational models for clinical applications in personalized medicine: guidelines and recommendations for data integration and model validation. </w:t>
       </w:r>
       <w:r>
         <w:rPr>
@@ -1744,6 +1734,24 @@
         <w:jc w:val="left"/>
       </w:pPr>
       <w:r>
+        <w:t xml:space="preserve">Harris CR, Millman KJ, van der Walt SJ, Gommers R, Virtanen P, Cournapeau D, Wieser E, Taylor J, Berg S, Smith NJ, Kern R, Picus M, Hoyer S, van Kerkwijk MH, Brett M, Haldane A, del Río JF, Wiebe M, Peterson P, Gérard-Marchant P, Sheppard K, Reddy T, Weckesser W, Abbasi H, Gohlke C, Oliphant TE. 2020. Array programming with NumPy. </w:t>
+      </w:r>
+      <w:r>
+        <w:rPr>
+          <w:i/>
+        </w:rPr>
+        <w:t>Nature</w:t>
+      </w:r>
+      <w:r>
+        <w:t xml:space="preserve"> 585:357-362. DOI: 10.1038/s41586-020-2649-2.</w:t>
+      </w:r>
+    </w:p>
+    <w:p>
+      <w:pPr>
+        <w:ind w:left="432" w:hanging="432"/>
+        <w:jc w:val="left"/>
+      </w:pPr>
+      <w:r>
         <w:t xml:space="preserve">Henderson P, Islam R, Bachman P, Pineau J, Precup D, Meger D. 2018. Deep reinforcement learning that matters. </w:t>
       </w:r>
       <w:r>
@@ -1780,6 +1788,24 @@
         <w:jc w:val="left"/>
       </w:pPr>
       <w:r>
+        <w:t xml:space="preserve">Hunter JD. 2007. Matplotlib: a 2D graphics environment. </w:t>
+      </w:r>
+      <w:r>
+        <w:rPr>
+          <w:i/>
+        </w:rPr>
+        <w:t>Computing in Science &amp; Engineering</w:t>
+      </w:r>
+      <w:r>
+        <w:t xml:space="preserve"> 9(3):90-95. DOI: 10.1109/MCSE.2007.55.</w:t>
+      </w:r>
+    </w:p>
+    <w:p>
+      <w:pPr>
+        <w:ind w:left="432" w:hanging="432"/>
+        <w:jc w:val="left"/>
+      </w:pPr>
+      <w:r>
         <w:t xml:space="preserve">Karniadakis GE, Kevrekidis IG, Lu L, Perdikaris P, Wang S, Yang L. 2021. Physics-informed machine learning. </w:t>
       </w:r>
       <w:r>
@@ -1861,7 +1887,25 @@
         <w:t>Journal of Biomedical Physics and Engineering</w:t>
       </w:r>
       <w:r>
-        <w:t>. DOI: 10.31661/jbpe.v0i0.1108.</w:t>
+        <w:t xml:space="preserve"> 11(4):435-446. DOI: 10.31661/jbpe.v0i0.1108.</w:t>
+      </w:r>
+    </w:p>
+    <w:p>
+      <w:pPr>
+        <w:ind w:left="432" w:hanging="432"/>
+        <w:jc w:val="left"/>
+      </w:pPr>
+      <w:r>
+        <w:t xml:space="preserve">McKinney W. 2010. Data structures for statistical computing in Python. </w:t>
+      </w:r>
+      <w:r>
+        <w:rPr>
+          <w:i/>
+        </w:rPr>
+        <w:t>Proceedings of the 9th Python in Science Conference</w:t>
+      </w:r>
+      <w:r>
+        <w:t>:56-61. DOI: 10.25080/Majora-92bf1922-00a.</w:t>
       </w:r>
     </w:p>
     <w:p>
@@ -2032,7 +2076,7 @@
         <w:jc w:val="left"/>
       </w:pPr>
       <w:r>
-        <w:t xml:space="preserve">Sharma A, Jangam A, Shen JLY, Ahmad A, Arepally N, Rodriguez B, Borrello J, Bouras A, Kleinberg L, Ding K, et al. 2023. Validation of a temperature-feedback controlled automated magnetic hyperthermia therapy device. </w:t>
+        <w:t xml:space="preserve">Sharma A, Jangam A, Shen JLY, Ahmad A, Arepally N, Rodriguez B, Borrello J, Bouras A, Kleinberg L, Ding K, Hadjipanayis C, Kraitchman DL, Ivkov R, Attaluri A. 2023. Validation of a temperature-feedback controlled automated magnetic hyperthermia therapy device. </w:t>
       </w:r>
       <w:r>
         <w:rPr>
@@ -2140,7 +2184,25 @@
         <w:jc w:val="left"/>
       </w:pPr>
       <w:r>
-        <w:t xml:space="preserve">Wilkinson MD, Dumontier M, Aalbersberg IJ, Appleton G, Axton M, Baak A, Blomberg N, Boiten JW, da Silva Santos LB, Bourne PE, et al. 2016. The FAIR guiding principles for scientific data management and stewardship. </w:t>
+        <w:t xml:space="preserve">Virtanen P, Gommers R, Oliphant TE, Haberland M, Reddy T, Cournapeau D, Burovski E, Peterson P, Weckesser W, Bright J, van der Walt SJ, Brett M, Wilson J, Millman KJ, Mayorov N, Nelson ARJ, Jones E, Kern R, Larson E, Carey CJ, Polat İ, Feng Y, Moore EW, VanderPlas J, Laxalde D, Perktold J, Cimrman R, Henriksen I, Quintero EA, Harris CR, Archibald AM, Ribeiro AH, Pedregosa F, van Mulbregt P, SciPy 1.0 Contributors, Vijaykumar A, Bardelli AP, Rothberg A, Hilboll A, Kloeckner A, Scopatz A, Lee A, Rokem A, Woods CN, Fulton C, Masson C, Häggström C, Fitzgerald C, Nicholson DA, Hagen DR, Pasechnik DV, Olivetti E, Martin E, Wieser E, Silva F, Lenders F, Wilhelm F, Young G, Price GA, Ingold GL, Allen GE, Lee GR, Audren H, Probst I, Dietrich JP, Silterra J, Webber JT, Slavič J, Nothman J, Buchner J, Kulick J, Schönberger JL, de Miranda Cardoso JV, Reimer J, Harrington J, Rodríguez JLC, Nunez-Iglesias J, Kuczynski J, Tritz K, Thoma M, Newville M, Kümmerer M, Bolingbroke M, Tartre M, Pak M, Smith NJ, Nowaczyk N, Shebanov N, Pavlyk O, Brodtkorb PA, Lee P, McGibbon RT, Feldbauer R, Lewis S, Tygier S, Sievert S, Vigna S, Peterson S, More S, Pudlik T, Oshima T, Pingel TJ, Robitaille TP, Spura T, Jones TR, Cera T, Leslie T, Zito T, Krauss T, Upadhyay U, Halchenko YO, Vázquez-Baeza Y. 2020. SciPy 1.0: fundamental algorithms for scientific computing in Python. </w:t>
+      </w:r>
+      <w:r>
+        <w:rPr>
+          <w:i/>
+        </w:rPr>
+        <w:t>Nature Methods</w:t>
+      </w:r>
+      <w:r>
+        <w:t xml:space="preserve"> 17:261-272. DOI: 10.1038/s41592-019-0686-2.</w:t>
+      </w:r>
+    </w:p>
+    <w:p>
+      <w:pPr>
+        <w:ind w:left="432" w:hanging="432"/>
+        <w:jc w:val="left"/>
+      </w:pPr>
+      <w:r>
+        <w:t xml:space="preserve">Wilkinson MD, Dumontier M, Aalbersberg IJ, Appleton G, Axton M, Baak A, Blomberg N, Boiten JW, da Silva Santos LB, Bourne PE, Bouwman J, Brookes AJ, Clark T, Crosas M, Dillo I, Dumon O, Edmunds S, Evelo CT, Finkers R, Gonzalez-Beltran A, Gray AJG, Groth P, Goble C, Grethe JS, Heringa J, ’t Hoen PAC, Hooft R, Kuhn T, Kok R, Kok J, Lusher SJ, Martone ME, Mons A, Packer AL, Persson B, Rocca-Serra P, Roos M, van Schaik R, Sansone SA, Schultes E, Sengstag T, Slater T, Strawn G, Swertz MA, Thompson M, van der Lei J, van Mulligen E, Velterop J, Waagmeester A, Wittenburg P, Wolstencroft K, Zhao J, Mons B. 2016. The FAIR guiding principles for scientific data management and stewardship. </w:t>
       </w:r>
       <w:r>
         <w:rPr>
@@ -2176,7 +2238,7 @@
         <w:jc w:val="left"/>
       </w:pPr>
       <w:r>
-        <w:t xml:space="preserve">Wu C, Lorenzo G, Hormuth DA, Lima EABF, Slavkova KP, DiCarlo JC, Virostko J, Phillips CM, Patt D, Chung C, et al. 2022. Integrating mechanism-based modeling with biomedical imaging to build practical digital twins for clinical oncology. </w:t>
+        <w:t xml:space="preserve">Wu C, Lorenzo G, Hormuth DA, Lima EABF, Slavkova KP, DiCarlo JC, Virostko J, Phillips CM, Patt D, Chung C, Yankeelov TE. 2022. Integrating mechanism-based modeling with biomedical imaging to build practical digital twins for clinical oncology. </w:t>
       </w:r>
       <w:r>
         <w:rPr>
@@ -2243,6 +2305,31 @@
           <w:i/>
           <w:sz w:val="24"/>
         </w:rPr>
+        <w:t>Author contributions</w:t>
+      </w:r>
+    </w:p>
+    <w:p>
+      <w:pPr>
+        <w:jc w:val="left"/>
+      </w:pPr>
+      <w:r>
+        <w:t>Javad Alizargar: Conceptualization, Methodology, Software, Validation, Formal analysis, Data curation, Visualization, Writing - original draft, Writing - review and editing.</w:t>
+      </w:r>
+    </w:p>
+    <w:p>
+      <w:pPr>
+        <w:pStyle w:val="Heading3"/>
+        <w:keepNext/>
+        <w:spacing w:before="240" w:after="80"/>
+        <w:jc w:val="left"/>
+      </w:pPr>
+      <w:r>
+        <w:rPr>
+          <w:rFonts w:ascii="Times New Roman" w:hAnsi="Times New Roman"/>
+          <w:b/>
+          <w:i/>
+          <w:sz w:val="24"/>
+        </w:rPr>
         <w:t>Funding</w:t>
       </w:r>
     </w:p>
@@ -2276,7 +2363,7 @@
         <w:jc w:val="left"/>
       </w:pPr>
       <w:r>
-        <w:t>The trial-level paired dataset, the controller definitions, the frozen scoring rule, the endpoint definitions and the analysis code are archived at Zenodo (DOI: 10.5281/zenodo.23726433) and at https://github.com/Javad-Alizargar/locked-paired-validation-therapy-controllers (release v1.0.0).</w:t>
+        <w:t>The original trial data and earlier analysis are archived at Zenodo (DOI: 10.5281/zenodo.23726433, version 1.0.0). The revised manuscript, analysis and generated results are supplied in the public repository https://github.com/Javad-Alizargar/locked-paired-validation-therapy-controllers (revision release v1.1.0). The original DOI identifies the earlier version and must not be interpreted as an archive of this revision. The complete revised code and data package is also supplied as Supplemental Code S1 for review.</w:t>
       </w:r>
     </w:p>
     <w:p>
@@ -2301,25 +2388,13 @@
         <w:jc w:val="left"/>
       </w:pPr>
       <w:r>
-        <w:t xml:space="preserve">The analysis is reproducible from a single entry point. </w:t>
-      </w:r>
-      <w:r>
-        <w:t>peerj_analysis/run_all.py</w:t>
-      </w:r>
-      <w:r>
-        <w:t xml:space="preserve"> regenerates every table and figure in this article from the committed trial-level data with a fixed random seed. Figure files are provided separately as </w:t>
-      </w:r>
-      <w:r>
-        <w:t>Figure 1.png</w:t>
-      </w:r>
-      <w:r>
-        <w:t xml:space="preserve"> to </w:t>
-      </w:r>
-      <w:r>
-        <w:t>Figure 5.png</w:t>
-      </w:r>
-      <w:r>
-        <w:t>.</w:t>
+        <w:t xml:space="preserve">The reproduction command is </w:t>
+      </w:r>
+      <w:r>
+        <w:t>python reproduce_submission.py</w:t>
+      </w:r>
+      <w:r>
+        <w:t>. It executes run_all.py, make_tables.py, make_figures.py, build_docx.py and build_docx_review.py in that order. The analysis entry point alone writes result CSV/JSON files; it does not build documents or images. The numerical audit includes score provenance, band calibration, seed effects, joint warm/safe counts and precision summaries. Figure files remain separate as Figure 1.png to Figure 5.png.</w:t>
       </w:r>
     </w:p>
     <w:sectPr>

--- a/peerj_submission/main_manuscript.docx
+++ b/peerj_submission/main_manuscript.docx
@@ -304,7 +304,7 @@
         <w:jc w:val="left"/>
       </w:pPr>
       <w:r>
-        <w:t>Main text (Introduction through Conclusions): approximately 5,154 words</w:t>
+        <w:t>Main text (Introduction through Conclusions): approximately 5,307 words</w:t>
       </w:r>
     </w:p>
     <w:p>
@@ -360,7 +360,7 @@
         <w:rPr>
           <w:sz w:val="24"/>
         </w:rPr>
-        <w:t>No field-specific reporting checklist applies. Statistical reporting follows the journal's requirements for exact p-values, confidence intervals, effect sizes, sample sizes and multiplicity correction. No degrees of freedom are reported because the primary inference uses randomisation and bootstrap procedures rather than parametric tests with a known reference distribution.</w:t>
+        <w:t>No field-specific reporting checklist applies. Statistical reporting follows the journal's requirements for exact p-values, confidence intervals, effect sizes, sample sizes and multiplicity correction. No degrees of freedom are reported because the reported analyses use exploratory sign-flip and approximate bootstrap procedures rather than parametric tests with a known reference distribution.</w:t>
       </w:r>
     </w:p>
     <w:p>
@@ -482,7 +482,7 @@
         <w:jc w:val="left"/>
       </w:pPr>
       <w:r>
-        <w:t>Closed-loop control is a common design pattern in thermal therapy software. Model predictive control has been studied for MR-guided high-intensity focused ultrasound (Sebeke et al., 2019) and magnetic nanoparticle hyperthermia (Abu-Ayyad et al., 2024; Lad et al., 2025). Temperature-feedback controllers have been evaluated on magnetic hyperthermia hardware (Sharma et al., 2023), and earlier work addressed phased-array heating (Kowalski &amp; Jin, 2003). Photothermal and photodynamic therapy couple optical heating, reactive oxygen species (ROS) generation and oxygen consumption (Maleki et al., 2021; Bucharskaya et al., 2022; Khan et al., 2025). A decision that improves one endpoint can degrade another.</w:t>
+        <w:t>Closed-loop control is a common design pattern in thermal therapy software. Model predictive control has been studied for MR-guided high-intensity focused ultrasound (Sebeke et al., 2019) and magnetic nanoparticle hyperthermia (Abu-Ayyad et al., 2024; Lad et al., 2025). Temperature-feedback controllers have been evaluated on magnetic hyperthermia hardware (Sharma et al., 2023), and earlier work addressed phased-array heating (Kowalski &amp; Jin, 2003). Gold-nanorod photothermal models describe optical heating (Maleki et al., 2021). Combined photothermal and photodynamic approaches additionally involve reactive oxygen species (ROS) generation and oxygen consumption (Bucharskaya et al., 2022); graphene-based combinations have also been reviewed (Khan et al., 2025). A decision that improves one endpoint can degrade another.</w:t>
       </w:r>
     </w:p>
     <w:p>
@@ -498,7 +498,7 @@
         <w:jc w:val="left"/>
       </w:pPr>
       <w:r>
-        <w:t xml:space="preserve">Biomedical simulation has a mature vocabulary for exactly this problem. Verification, validation and uncertainty quantification (VVUQ) frameworks require an explicit context of use, a documented evidence base, and a statement of the conditions under which a model is credible (Pathmanathan et al., 2017; Mulugeta et al., 2018; Steinman &amp; Migliavacca, 2018; Erdemir et al., 2020; Santiago et al., 2022). The same discipline has been extended to digital twins for precision medicine (Sel et al., 2025), to multidomain photoacoustic modelling (Akhlaghi et al., 2019), and to mechanism-based oncology models intended for clinical use (Rasheed, San &amp; Kvamsdal, 2020; Collin et al., 2022; Wu et al., 2022). Scientific machine learning supplies the surrogate and discovery tools that make such models tractable (Rudy et al., 2017; Cai et al., 2021; Karniadakis et al., 2021). A comparative controller study must additionally specify a statistical target and sampling design for </w:t>
+        <w:t xml:space="preserve">Biomedical simulation has a mature vocabulary for exactly this problem. Verification, validation and uncertainty quantification (VVUQ) frameworks require an explicit context of use, a documented evidence base, and a statement of the conditions under which a model is credible (Pathmanathan et al., 2017; Mulugeta et al., 2018; Steinman &amp; Migliavacca, 2018; Erdemir et al., 2020; Santiago et al., 2022). The same discipline has been extended to digital twins for precision medicine (Sel et al., 2025), to multidomain photoacoustic modelling (Akhlaghi et al., 2019), and to personalised computational medicine and mechanism-based oncology models (Collin et al., 2022; Wu et al., 2022). Broader digital-twin modelling challenges are reviewed by Rasheed, San &amp; Kvamsdal (2020). Related scientific machine-learning work describes equation discovery and physics-informed modelling (Rudy et al., 2017; Cai et al., 2021; Karniadakis et al., 2021); the present analysis does not use those methods. A comparative controller study must additionally specify a statistical target and sampling design for </w:t>
       </w:r>
       <w:r>
         <w:rPr>
@@ -572,7 +572,7 @@
         <w:jc w:val="left"/>
       </w:pPr>
       <w:r>
-        <w:t>The case study is a one-dimensional radial model of a vascularised tumour spheroid, implemented in Python as a computational testbed. Each simulation uses 96 uniformly spaced radial nodes. Parent draws sample radius between 300 and 800 µm; the large-geometry family multiplies radius by 1.22 and clips it to 300–900 µm. Temperature is advanced with the Pennes bioheat equation using backward Euler integration and a tridiagonal solve. Tissue density is 1060 kg m⁻³, specific heat 3600 J kg⁻¹ K⁻¹ and thermal conductivity 0.50 W m⁻¹ K⁻¹. The actual controller atlas uses 808 nm illumination, 70 × 18 nm nanorods and a medium refractive index of 1.33. Its optical source combines Gans absorption, a radial nanoparticle profile with surface-bias parameter 0.30, and attenuated fluence. The broader simulator supports magnetic heating, but the closed-loop atlas uses the optical source alone.</w:t>
+        <w:t>The case study is a one-dimensional radial model of a vascularised tumour spheroid, implemented in Python as a computational testbed. Each simulation uses 96 uniformly spaced radial nodes. Parent draws sample radius between 300 and 800 µm; the large-geometry family multiplies radius by 1.22 and clips it to 300–900 µm. Temperature is advanced with the Pennes bioheat equation (Pennes, 1948) using backward Euler integration and a tridiagonal solve. The testbed assumes tissue density of 1060 kg m⁻³, specific heat of 3600 J kg⁻¹ K⁻¹ and thermal conductivity of 0.50 W m⁻¹ K⁻¹; these fixed values are modelling assumptions, not measurements from a patient cohort. The actual controller atlas uses 808 nm illumination, 70 × 18 nm nanorods and a medium refractive index of 1.33. Its optical source uses a quasi-static Gans-style spheroidal absorption approximation (Gans, 1912) with a Rakić-style gold dielectric function (Rakić et al., 1998), combined with a radial nanoparticle profile with surface-bias parameter 0.30, and attenuated fluence. The broader simulator supports magnetic heating, but the closed-loop atlas uses the optical source alone.</w:t>
       </w:r>
     </w:p>
     <w:p>
@@ -580,7 +580,7 @@
         <w:jc w:val="left"/>
       </w:pPr>
       <w:r>
-        <w:t>ROS generation is integrated on a 0.5 s substep inside each 10 s control interval. Accumulated singlet-oxygen dose increases while illumination is commanded, at a rate proportional to fluence, local photosensitiser concentration and oxygen saturation. The model includes photobleaching and oxygen replenishment towards 40 µM, starting from a radial oxygen gradient. The ROS threshold is 0.67 mM. Every controller simulation runs for a fixed 3,000 s wall-clock horizon. Light-on time and delivered energy vary with the commands; this is not the earlier fixed-300 s-light-on duty-cycle experiment implemented elsewhere in the repository.</w:t>
+        <w:t>ROS generation is integrated on a 0.5 s substep inside each 10 s control interval. Accumulated singlet-oxygen dose increases while illumination is commanded, at a rate proportional to fluence, local photosensitiser concentration and oxygen saturation. The model includes photobleaching and oxygen replenishment towards 40 µM, starting from a radial oxygen gradient. The photochemical constants, 40 µM oxygen reference and 0.67 mM singlet-oxygen threshold were adopted from the BPD-mediated macroscopic dosimetry model of Kim et al. (2016). That source fitted the threshold in mouse fibrosarcomas under 690 nm illumination. Its transfer to this 808 nm screening model is an assumption, not a validated wavelength-independent dose threshold. Every controller simulation runs for a fixed 3,000 s wall-clock horizon. Light-on time and delivered energy vary with the commands; this is not the earlier fixed-300 s-light-on duty-cycle experiment implemented elsewhere in the repository.</w:t>
       </w:r>
     </w:p>
     <w:p>
@@ -708,7 +708,7 @@
         <w:jc w:val="left"/>
       </w:pPr>
       <w:r>
-        <w:t>The atlas uses three validation seeds (20260720, 20260721, 20260722). Within each seed, one 32-row Latin-hypercube sample supplies perfusion, radius, photosensitiser concentration and nanoparticle volume fraction. Each row is copied into four model families: unchanged baseline, large geometry, low photosensitiser (concentration multiplied by 0.45 and clipped to 0.02–2.0 µM), and slow recovery (perfusion multiplied by 0.55 and clipped to 0.0015–0.030 s⁻¹). Each family variant is simulated under six delays (0, 30, 60, 90, 120, 180 s) and two noise levels (0%, 10%). A controller contributes 3 × 32 × 4 × 12 = 4,608 paired comparisons. Pairing matches seed, family, draw and sensing scenario. The resampling unit retains all four family variants and all 12 scenarios of a parent draw: 96 seed × parent-draw blocks, with 48 paired trials each. The 384 family-specific draw identifiers are not independent parent samples.</w:t>
+        <w:t>The atlas uses three validation seeds (20260720, 20260721, 20260722). Within each seed, one 32-row Latin-hypercube sample (McKay, Beckman &amp; Conover, 1979) supplies perfusion, radius, photosensitiser concentration and nanoparticle volume fraction. Each row is copied into four model families: unchanged baseline, large geometry, low photosensitiser (concentration multiplied by 0.45 and clipped to 0.02–2.0 µM), and slow recovery (perfusion multiplied by 0.55 and clipped to 0.0015–0.030 s⁻¹). Each family variant is simulated under six delays (0, 30, 60, 90, 120, 180 s) and two noise levels (0%, 10%). A controller contributes 3 × 32 × 4 × 12 = 4,608 paired comparisons. Pairing matches seed, family, draw and sensing scenario. The resampling unit retains all four family variants and all 12 scenarios of a parent draw: 96 seed × parent-draw blocks, with 48 paired trials each. The 384 family-specific draw identifiers are not independent parent samples.</w:t>
       </w:r>
     </w:p>
     <w:p>
@@ -1313,7 +1313,7 @@
         <w:jc w:val="left"/>
       </w:pPr>
       <w:r>
-        <w:t>This is the same phenomenon that the multiverse and specification-curve literature documents in the social sciences (Simmons, Nelson &amp; Simonsohn, 2011; Steegen et al., 2016; Simonsohn, Simmons &amp; Nelson, 2020), and that benchmark studies document in machine learning (Henderson et al., 2018; Agarwal et al., 2021; Pineau et al., 2021). In this case study, the same concerns arise in therapy-software evaluation. Model credibility and comparative performance are distinct questions, and reproducible outputs can still support an invalid interpretation if sampling and scoring assumptions are not audited.</w:t>
+        <w:t>These concerns are consistent with those described in the multiverse and specification-curve literature in the social sciences (Simmons, Nelson &amp; Simonsohn, 2011; Steegen et al., 2016; Simonsohn, Simmons &amp; Nelson, 2020), and that benchmark studies document in machine learning (Henderson et al., 2018; Agarwal et al., 2021; Pineau et al., 2021). In this case study, the same concerns arise in therapy-software evaluation. Model credibility and comparative performance are distinct questions, and reproducible outputs can still support an invalid interpretation if sampling and scoring assumptions are not audited.</w:t>
       </w:r>
     </w:p>
     <w:p>
@@ -1346,7 +1346,7 @@
         <w:jc w:val="left"/>
       </w:pPr>
       <w:r>
-        <w:t>The VVUQ literature supplies the framing for the credibility question (Pathmanathan et al., 2017; Mulugeta et al., 2018; Steinman &amp; Migliavacca, 2018; Erdemir et al., 2020; Santiago et al., 2022; Sel et al., 2025) and for the specific case of imaging and oncology models (Akhlaghi et al., 2019; Collin et al., 2022; Wu et al., 2022). Our contribution is complementary: we assume the model is credible enough to serve as a testbed and ask a comparative question about decision rules within it. The two questions are different, and a credible model can still yield an unsupported controller ranking if the comparison is not designed.</w:t>
+        <w:t>The VVUQ literature supplies the framing for the credibility question (Pathmanathan et al., 2017; Mulugeta et al., 2018; Steinman &amp; Migliavacca, 2018; Erdemir et al., 2020; Santiago et al., 2022; Sel et al., 2025) and for the specific case of imaging and oncology models (Akhlaghi et al., 2019; Collin et al., 2022; Wu et al., 2022). Our contribution is complementary: we use the existing model as a defined software testbed and ask a comparative question about decision rules within it, without asserting independent biophysical validation. The two questions are different, and a credible model can still yield an unsupported controller ranking if the comparison is not designed.</w:t>
       </w:r>
     </w:p>
     <w:p>
@@ -1354,7 +1354,7 @@
         <w:jc w:val="left"/>
       </w:pPr>
       <w:r>
-        <w:t>The statistical components are established: bootstrap methods (Efron &amp; Tibshirani, 1993; DiCiccio &amp; Efron, 1996), sign-flip inference under exchangeability (Winkler et al., 2014), Holm adjustment (Holm, 1979), and Pareto analysis (Verma, Pant &amp; Snasel, 2021). Their implementation must be checked against the actual data-generating process. This study does not validate a new inferential method. It supplies an auditable case study and software workflow that expose sampling, scoring and endpoint assumptions.</w:t>
+        <w:t>The statistical components are established: bootstrap methods (Efron &amp; Tibshirani, 1993; DiCiccio &amp; Efron, 1996), sign-flip inference under an appropriate sign-symmetry assumption (Winkler et al., 2014), Holm adjustment (Holm, 1979), and Pareto analysis (Verma, Pant &amp; Snasel, 2021). Their implementation must be checked against the actual data-generating process. This study does not validate a new inferential method. It supplies an auditable case study and software workflow that expose sampling, scoring and endpoint assumptions.</w:t>
       </w:r>
     </w:p>
     <w:p>
@@ -1412,7 +1412,7 @@
         <w:jc w:val="left"/>
       </w:pPr>
       <w:r>
-        <w:t>The model is a one-dimensional radial screening representation, without angular heterogeneity, discrete vasculature or full optical transport. Its endpoints weight radial nodes equally, so central and peripheral tissue volumes do not receive spherical-volume weights. Final-time heating does not capture cumulative thermal dose or maximum temperature over treatment. The composite threshold has not been clinically validated. The retrospective score includes baseline treatment information and has modest discrimination and imperfect calibration. Consequently, none of the band results supports patient selection or clinical benefit.</w:t>
+        <w:t>The model is a one-dimensional radial screening representation, without angular heterogeneity, discrete vasculature or full optical transport. Its endpoints weight radial nodes equally, so central and peripheral tissue volumes do not receive spherical-volume weights. Final-time heating does not capture cumulative thermal dose or maximum temperature over treatment. The composite threshold has not been clinically validated. The optical implementation and transfer of BPD photochemical parameters to 808 nm have not been independently validated against the cited source experiments; those references establish model provenance rather than validation of this atlas. The retrospective score includes baseline treatment information and has modest discrimination and imperfect calibration. Consequently, none of the band results supports patient selection or clinical benefit.</w:t>
       </w:r>
     </w:p>
     <w:p>
@@ -1545,7 +1545,7 @@
         <w:t>Advances in Neural Information Processing Systems</w:t>
       </w:r>
       <w:r>
-        <w:t xml:space="preserve"> 34. Available at https://arxiv.org/abs/2108.13264</w:t>
+        <w:t xml:space="preserve"> 34:29304-29320. Available at https://proceedings.neurips.cc/paper/2021/hash/f514cec81cb148559cf475e7426eed5e-Abstract.html</w:t>
       </w:r>
     </w:p>
     <w:p>
@@ -1734,6 +1734,24 @@
         <w:jc w:val="left"/>
       </w:pPr>
       <w:r>
+        <w:t xml:space="preserve">Gans R. 1912. Über die Form ultramikroskopischer Goldteilchen. </w:t>
+      </w:r>
+      <w:r>
+        <w:rPr>
+          <w:i/>
+        </w:rPr>
+        <w:t>Annalen der Physik</w:t>
+      </w:r>
+      <w:r>
+        <w:t xml:space="preserve"> 342(5):881-900. DOI: 10.1002/andp.19123420503.</w:t>
+      </w:r>
+    </w:p>
+    <w:p>
+      <w:pPr>
+        <w:ind w:left="432" w:hanging="432"/>
+        <w:jc w:val="left"/>
+      </w:pPr>
+      <w:r>
         <w:t xml:space="preserve">Harris CR, Millman KJ, van der Walt SJ, Gommers R, Virtanen P, Cournapeau D, Wieser E, Taylor J, Berg S, Smith NJ, Kern R, Picus M, Hoyer S, van Kerkwijk MH, Brett M, Haldane A, del Río JF, Wiebe M, Peterson P, Gérard-Marchant P, Sheppard K, Reddy T, Weckesser W, Abbasi H, Gohlke C, Oliphant TE. 2020. Array programming with NumPy. </w:t>
       </w:r>
       <w:r>
@@ -1743,7 +1761,7 @@
         <w:t>Nature</w:t>
       </w:r>
       <w:r>
-        <w:t xml:space="preserve"> 585:357-362. DOI: 10.1038/s41586-020-2649-2.</w:t>
+        <w:t xml:space="preserve"> 585(7825):357-362. DOI: 10.1038/s41586-020-2649-2.</w:t>
       </w:r>
     </w:p>
     <w:p>
@@ -1761,7 +1779,7 @@
         <w:t>Proceedings of the AAAI Conference on Artificial Intelligence</w:t>
       </w:r>
       <w:r>
-        <w:t xml:space="preserve"> 32(1). DOI: 10.1609/aaai.v32i1.11694.</w:t>
+        <w:t xml:space="preserve"> 32(1):3207-3214. DOI: 10.1609/aaai.v32i1.11694.</w:t>
       </w:r>
     </w:p>
     <w:p>
@@ -1842,6 +1860,24 @@
         <w:jc w:val="left"/>
       </w:pPr>
       <w:r>
+        <w:t xml:space="preserve">Kim MM, Penjweini R, Liang X, Zhu TC. 2016. Explicit macroscopic singlet oxygen modeling for benzoporphyrin derivative monoacid ring A (BPD)-mediated photodynamic therapy. </w:t>
+      </w:r>
+      <w:r>
+        <w:rPr>
+          <w:i/>
+        </w:rPr>
+        <w:t>Journal of Photochemistry and Photobiology B: Biology</w:t>
+      </w:r>
+      <w:r>
+        <w:t xml:space="preserve"> 164:314-322. DOI: 10.1016/j.jphotobiol.2016.09.031.</w:t>
+      </w:r>
+    </w:p>
+    <w:p>
+      <w:pPr>
+        <w:ind w:left="432" w:hanging="432"/>
+        <w:jc w:val="left"/>
+      </w:pPr>
+      <w:r>
         <w:t xml:space="preserve">Kowalski ME, Jin JM. 2003. A temperature-based feedback control system for electromagnetic phased-array hyperthermia: theory and simulation. </w:t>
       </w:r>
       <w:r>
@@ -1896,6 +1932,24 @@
         <w:jc w:val="left"/>
       </w:pPr>
       <w:r>
+        <w:t xml:space="preserve">McKay MD, Beckman RJ, Conover WJ. 1979. A comparison of three methods for selecting values of input variables in the analysis of output from a computer code. </w:t>
+      </w:r>
+      <w:r>
+        <w:rPr>
+          <w:i/>
+        </w:rPr>
+        <w:t>Technometrics</w:t>
+      </w:r>
+      <w:r>
+        <w:t xml:space="preserve"> 21(2):239-245. DOI: 10.1080/00401706.1979.10489755.</w:t>
+      </w:r>
+    </w:p>
+    <w:p>
+      <w:pPr>
+        <w:ind w:left="432" w:hanging="432"/>
+        <w:jc w:val="left"/>
+      </w:pPr>
+      <w:r>
         <w:t xml:space="preserve">McKinney W. 2010. Data structures for statistical computing in Python. </w:t>
       </w:r>
       <w:r>
@@ -1914,7 +1968,7 @@
         <w:jc w:val="left"/>
       </w:pPr>
       <w:r>
-        <w:t xml:space="preserve">Mulugeta L, Drach A, Erdemir A, Hunt CA, Horner M, Ku JP, Myers JG, Vadigepalli R, Lytton WW. 2018. Credibility, replicability, and reproducibility in simulation for biomedicine and clinical applications in neuroscience. </w:t>
+        <w:t xml:space="preserve">Mulugeta L, Drach A, Erdemir A, Hunt CA, Horner M, Ku JP, Myers JG Jr, Vadigepalli R, Lytton WW. 2018. Credibility, replicability, and reproducibility in simulation for biomedicine and clinical applications in neuroscience. </w:t>
       </w:r>
       <w:r>
         <w:rPr>
@@ -1950,6 +2004,24 @@
         <w:jc w:val="left"/>
       </w:pPr>
       <w:r>
+        <w:t xml:space="preserve">Pennes HH. 1948. Analysis of tissue and arterial blood temperatures in the resting human forearm. </w:t>
+      </w:r>
+      <w:r>
+        <w:rPr>
+          <w:i/>
+        </w:rPr>
+        <w:t>Journal of Applied Physiology</w:t>
+      </w:r>
+      <w:r>
+        <w:t xml:space="preserve"> 1(2):93-122. DOI: 10.1152/jappl.1948.1.2.93.</w:t>
+      </w:r>
+    </w:p>
+    <w:p>
+      <w:pPr>
+        <w:ind w:left="432" w:hanging="432"/>
+        <w:jc w:val="left"/>
+      </w:pPr>
+      <w:r>
         <w:t xml:space="preserve">Pineau J, Vincent-Lamarre P, Sinha K, Lariviere V, Beygelzimer A, d'Alche-Buc F, Fox E, Larochelle H. 2021. Improving reproducibility in machine learning research (a report from the NeurIPS 2019 reproducibility program). </w:t>
       </w:r>
       <w:r>
@@ -1959,7 +2031,25 @@
         <w:t>Journal of Machine Learning Research</w:t>
       </w:r>
       <w:r>
-        <w:t xml:space="preserve"> 22(164):1-20.</w:t>
+        <w:t xml:space="preserve"> 22(164):1-20. Available at https://jmlr.org/papers/v22/20-303.html</w:t>
+      </w:r>
+    </w:p>
+    <w:p>
+      <w:pPr>
+        <w:ind w:left="432" w:hanging="432"/>
+        <w:jc w:val="left"/>
+      </w:pPr>
+      <w:r>
+        <w:t xml:space="preserve">Rakić AD, Djurišić AB, Elazar JM, Majewski ML. 1998. Optical properties of metallic films for vertical-cavity optoelectronic devices. </w:t>
+      </w:r>
+      <w:r>
+        <w:rPr>
+          <w:i/>
+        </w:rPr>
+        <w:t>Applied Optics</w:t>
+      </w:r>
+      <w:r>
+        <w:t xml:space="preserve"> 37(22):5271-5283. DOI: 10.1364/AO.37.005271.</w:t>
       </w:r>
     </w:p>
     <w:p>
@@ -2022,7 +2112,7 @@
         <w:jc w:val="left"/>
       </w:pPr>
       <w:r>
-        <w:t xml:space="preserve">Santiago A, Butakoff C, Eguzkitza B, Gray RA, May-Newman K, Pathmanathan P, Vu V, Vazquez M. 2022. Design and execution of a verification, validation, and uncertainty quantification plan for a numerical model of left ventricular flow after LVAD implantation. </w:t>
+        <w:t xml:space="preserve">Santiago A, Butakoff C, Eguzkitza B, Gray RA, May-Newman K, Pathmanathan P, Vu V, Vázquez M. 2022. Design and execution of a verification, validation, and uncertainty quantification plan for a numerical model of left ventricular flow after LVAD implantation. </w:t>
       </w:r>
       <w:r>
         <w:rPr>
@@ -2040,7 +2130,7 @@
         <w:jc w:val="left"/>
       </w:pPr>
       <w:r>
-        <w:t xml:space="preserve">Sebeke L, Deenen DA, Maljaars E, Heijman E, de Jager B, Heemels WPMH, Grull H. 2019. Model predictive control for MR-HIFU-mediated, uniform hyperthermia. </w:t>
+        <w:t xml:space="preserve">Sebeke L, Deenen DA, Maljaars E, Heijman E, de Jager B, Heemels WPMH, Grüll H. 2019. Model predictive control for MR-HIFU-mediated, uniform hyperthermia. </w:t>
       </w:r>
       <w:r>
         <w:rPr>
@@ -2049,7 +2139,7 @@
         <w:t>International Journal of Hyperthermia</w:t>
       </w:r>
       <w:r>
-        <w:t xml:space="preserve"> 36(1):1039-1049. DOI: 10.1080/02656736.2019.1668065.</w:t>
+        <w:t xml:space="preserve"> 36(1):1040-1050. DOI: 10.1080/02656736.2019.1668065.</w:t>
       </w:r>
     </w:p>
     <w:p>
@@ -2184,7 +2274,7 @@
         <w:jc w:val="left"/>
       </w:pPr>
       <w:r>
-        <w:t xml:space="preserve">Virtanen P, Gommers R, Oliphant TE, Haberland M, Reddy T, Cournapeau D, Burovski E, Peterson P, Weckesser W, Bright J, van der Walt SJ, Brett M, Wilson J, Millman KJ, Mayorov N, Nelson ARJ, Jones E, Kern R, Larson E, Carey CJ, Polat İ, Feng Y, Moore EW, VanderPlas J, Laxalde D, Perktold J, Cimrman R, Henriksen I, Quintero EA, Harris CR, Archibald AM, Ribeiro AH, Pedregosa F, van Mulbregt P, SciPy 1.0 Contributors, Vijaykumar A, Bardelli AP, Rothberg A, Hilboll A, Kloeckner A, Scopatz A, Lee A, Rokem A, Woods CN, Fulton C, Masson C, Häggström C, Fitzgerald C, Nicholson DA, Hagen DR, Pasechnik DV, Olivetti E, Martin E, Wieser E, Silva F, Lenders F, Wilhelm F, Young G, Price GA, Ingold GL, Allen GE, Lee GR, Audren H, Probst I, Dietrich JP, Silterra J, Webber JT, Slavič J, Nothman J, Buchner J, Kulick J, Schönberger JL, de Miranda Cardoso JV, Reimer J, Harrington J, Rodríguez JLC, Nunez-Iglesias J, Kuczynski J, Tritz K, Thoma M, Newville M, Kümmerer M, Bolingbroke M, Tartre M, Pak M, Smith NJ, Nowaczyk N, Shebanov N, Pavlyk O, Brodtkorb PA, Lee P, McGibbon RT, Feldbauer R, Lewis S, Tygier S, Sievert S, Vigna S, Peterson S, More S, Pudlik T, Oshima T, Pingel TJ, Robitaille TP, Spura T, Jones TR, Cera T, Leslie T, Zito T, Krauss T, Upadhyay U, Halchenko YO, Vázquez-Baeza Y. 2020. SciPy 1.0: fundamental algorithms for scientific computing in Python. </w:t>
+        <w:t xml:space="preserve">Virtanen P, Gommers R, Oliphant TE, Haberland M, Reddy T, Cournapeau D, Burovski E, Peterson P, Weckesser W, Bright J, van der Walt SJ, Brett M, Wilson J, Millman KJ, Mayorov N, Nelson ARJ, Jones E, Kern R, Larson E, Carey CJ, Polat İ, Feng Y, Moore EW, VanderPlas J, Laxalde D, Perktold J, Cimrman R, Henriksen I, Quintero EA, Harris CR, Archibald AM, Ribeiro AH, Pedregosa F, van Mulbregt P, SciPy 1.0 Contributors. 2020. SciPy 1.0: fundamental algorithms for scientific computing in Python. </w:t>
       </w:r>
       <w:r>
         <w:rPr>
@@ -2193,7 +2283,7 @@
         <w:t>Nature Methods</w:t>
       </w:r>
       <w:r>
-        <w:t xml:space="preserve"> 17:261-272. DOI: 10.1038/s41592-019-0686-2.</w:t>
+        <w:t xml:space="preserve"> 17(3):261-272. DOI: 10.1038/s41592-019-0686-2.</w:t>
       </w:r>
     </w:p>
     <w:p>
@@ -2363,7 +2453,7 @@
         <w:jc w:val="left"/>
       </w:pPr>
       <w:r>
-        <w:t>The original trial data and earlier analysis are archived at Zenodo (DOI: 10.5281/zenodo.23726433, version 1.0.0). The revised manuscript, analysis and generated results are supplied in the public repository https://github.com/Javad-Alizargar/locked-paired-validation-therapy-controllers (revision release v1.1.0). The original DOI identifies the earlier version and must not be interpreted as an archive of this revision. The complete revised code and data package is also supplied as Supplemental Code S1 for review.</w:t>
+        <w:t>The original trial data and earlier analysis are archived at Zenodo (DOI: 10.5281/zenodo.23726433, version 1.0.0). The revised manuscript, analysis and generated results are supplied in the public repository https://github.com/Javad-Alizargar/locked-paired-validation-therapy-controllers (revision release v1.1.1). The original DOI identifies the earlier version and must not be interpreted as an archive of this revision. The complete revised code and data package is also supplied as Supplemental Code S1 for review.</w:t>
       </w:r>
     </w:p>
     <w:p>
